--- a/examples/multivariate/doc/10-stock-close-regression.docx
+++ b/examples/multivariate/doc/10-stock-close-regression.docx
@@ -308,592 +308,16 @@
     </w:p>
     <w:p>
       <w:pPr>
-        <w:pStyle w:val="SourceCode"/>
-      </w:pPr>
-      <w:r>
-        <w:rPr>
-          <w:rStyle w:val="FunctionTok"/>
-        </w:rPr>
-        <w:t xml:space="preserve">data</w:t>
-      </w:r>
-      <w:r>
-        <w:rPr>
-          <w:rStyle w:val="NormalTok"/>
-        </w:rPr>
-        <w:t xml:space="preserve">(stocks)</w:t>
-      </w:r>
-      <w:r>
-        <w:br/>
-      </w:r>
-      <w:r>
-        <w:br/>
-      </w:r>
-      <w:r>
-        <w:rPr>
-          <w:rStyle w:val="ControlFlowTok"/>
-        </w:rPr>
-        <w:t xml:space="preserve">if</w:t>
-      </w:r>
-      <w:r>
-        <w:rPr>
-          <w:rStyle w:val="NormalTok"/>
-        </w:rPr>
-        <w:t xml:space="preserve"> (</w:t>
-      </w:r>
-      <w:r>
-        <w:rPr>
-          <w:rStyle w:val="SpecialCharTok"/>
-        </w:rPr>
-        <w:t xml:space="preserve">!</w:t>
-      </w:r>
-      <w:r>
-        <w:rPr>
-          <w:rStyle w:val="FunctionTok"/>
-        </w:rPr>
-        <w:t xml:space="preserve">is.null</w:t>
-      </w:r>
-      <w:r>
-        <w:rPr>
-          <w:rStyle w:val="NormalTok"/>
-        </w:rPr>
-        <w:t xml:space="preserve">(</w:t>
-      </w:r>
-      <w:r>
-        <w:rPr>
-          <w:rStyle w:val="FunctionTok"/>
-        </w:rPr>
-        <w:t xml:space="preserve">attr</w:t>
-      </w:r>
-      <w:r>
-        <w:rPr>
-          <w:rStyle w:val="NormalTok"/>
-        </w:rPr>
-        <w:t xml:space="preserve">(stocks, </w:t>
-      </w:r>
-      <w:r>
-        <w:rPr>
-          <w:rStyle w:val="StringTok"/>
-        </w:rPr>
-        <w:t xml:space="preserve">"url"</w:t>
-      </w:r>
-      <w:r>
-        <w:rPr>
-          <w:rStyle w:val="NormalTok"/>
-        </w:rPr>
-        <w:t xml:space="preserve">))) {</w:t>
-      </w:r>
-      <w:r>
-        <w:br/>
-      </w:r>
-      <w:r>
-        <w:rPr>
-          <w:rStyle w:val="NormalTok"/>
-        </w:rPr>
-        <w:t xml:space="preserve">  stocks </w:t>
-      </w:r>
-      <w:r>
-        <w:rPr>
-          <w:rStyle w:val="OtherTok"/>
-        </w:rPr>
-        <w:t xml:space="preserve">&lt;-</w:t>
-      </w:r>
-      <w:r>
-        <w:rPr>
-          <w:rStyle w:val="NormalTok"/>
-        </w:rPr>
-        <w:t xml:space="preserve"> </w:t>
-      </w:r>
-      <w:r>
-        <w:rPr>
-          <w:rStyle w:val="FunctionTok"/>
-        </w:rPr>
-        <w:t xml:space="preserve">loadfulldata</w:t>
-      </w:r>
-      <w:r>
-        <w:rPr>
-          <w:rStyle w:val="NormalTok"/>
-        </w:rPr>
-        <w:t xml:space="preserve">(stocks)</w:t>
-      </w:r>
-      <w:r>
-        <w:br/>
-      </w:r>
-      <w:r>
-        <w:rPr>
-          <w:rStyle w:val="NormalTok"/>
-        </w:rPr>
-        <w:t xml:space="preserve">}</w:t>
-      </w:r>
-      <w:r>
-        <w:br/>
-      </w:r>
-      <w:r>
-        <w:br/>
-      </w:r>
-      <w:r>
-        <w:rPr>
-          <w:rStyle w:val="NormalTok"/>
-        </w:rPr>
-        <w:t xml:space="preserve">ticker_name </w:t>
-      </w:r>
-      <w:r>
-        <w:rPr>
-          <w:rStyle w:val="OtherTok"/>
-        </w:rPr>
-        <w:t xml:space="preserve">&lt;-</w:t>
-      </w:r>
-      <w:r>
-        <w:rPr>
-          <w:rStyle w:val="NormalTok"/>
-        </w:rPr>
-        <w:t xml:space="preserve"> </w:t>
-      </w:r>
-      <w:r>
-        <w:rPr>
-          <w:rStyle w:val="ControlFlowTok"/>
-        </w:rPr>
-        <w:t xml:space="preserve">if</w:t>
-      </w:r>
-      <w:r>
-        <w:rPr>
-          <w:rStyle w:val="NormalTok"/>
-        </w:rPr>
-        <w:t xml:space="preserve"> (</w:t>
-      </w:r>
-      <w:r>
-        <w:rPr>
-          <w:rStyle w:val="StringTok"/>
-        </w:rPr>
-        <w:t xml:space="preserve">"VALE3"</w:t>
-      </w:r>
-      <w:r>
-        <w:rPr>
-          <w:rStyle w:val="NormalTok"/>
-        </w:rPr>
-        <w:t xml:space="preserve"> </w:t>
-      </w:r>
-      <w:r>
-        <w:rPr>
-          <w:rStyle w:val="SpecialCharTok"/>
-        </w:rPr>
-        <w:t xml:space="preserve">%in%</w:t>
-      </w:r>
-      <w:r>
-        <w:rPr>
-          <w:rStyle w:val="NormalTok"/>
-        </w:rPr>
-        <w:t xml:space="preserve"> </w:t>
-      </w:r>
-      <w:r>
-        <w:rPr>
-          <w:rStyle w:val="FunctionTok"/>
-        </w:rPr>
-        <w:t xml:space="preserve">names</w:t>
-      </w:r>
-      <w:r>
-        <w:rPr>
-          <w:rStyle w:val="NormalTok"/>
-        </w:rPr>
-        <w:t xml:space="preserve">(stocks)) </w:t>
-      </w:r>
-      <w:r>
-        <w:rPr>
-          <w:rStyle w:val="StringTok"/>
-        </w:rPr>
-        <w:t xml:space="preserve">"VALE3"</w:t>
-      </w:r>
-      <w:r>
-        <w:rPr>
-          <w:rStyle w:val="NormalTok"/>
-        </w:rPr>
-        <w:t xml:space="preserve"> </w:t>
-      </w:r>
-      <w:r>
-        <w:rPr>
-          <w:rStyle w:val="ControlFlowTok"/>
-        </w:rPr>
-        <w:t xml:space="preserve">else</w:t>
-      </w:r>
-      <w:r>
-        <w:rPr>
-          <w:rStyle w:val="NormalTok"/>
-        </w:rPr>
-        <w:t xml:space="preserve"> </w:t>
-      </w:r>
-      <w:r>
-        <w:rPr>
-          <w:rStyle w:val="FunctionTok"/>
-        </w:rPr>
-        <w:t xml:space="preserve">names</w:t>
-      </w:r>
-      <w:r>
-        <w:rPr>
-          <w:rStyle w:val="NormalTok"/>
-        </w:rPr>
-        <w:t xml:space="preserve">(stocks)[</w:t>
-      </w:r>
-      <w:r>
-        <w:rPr>
-          <w:rStyle w:val="DecValTok"/>
-        </w:rPr>
-        <w:t xml:space="preserve">1</w:t>
-      </w:r>
-      <w:r>
-        <w:rPr>
-          <w:rStyle w:val="NormalTok"/>
-        </w:rPr>
-        <w:t xml:space="preserve">]</w:t>
-      </w:r>
-      <w:r>
-        <w:br/>
-      </w:r>
-      <w:r>
-        <w:rPr>
-          <w:rStyle w:val="NormalTok"/>
-        </w:rPr>
-        <w:t xml:space="preserve">ticker </w:t>
-      </w:r>
-      <w:r>
-        <w:rPr>
-          <w:rStyle w:val="OtherTok"/>
-        </w:rPr>
-        <w:t xml:space="preserve">&lt;-</w:t>
-      </w:r>
-      <w:r>
-        <w:rPr>
-          <w:rStyle w:val="NormalTok"/>
-        </w:rPr>
-        <w:t xml:space="preserve"> stocks[[ticker_name]]</w:t>
-      </w:r>
-      <w:r>
-        <w:br/>
-      </w:r>
-      <w:r>
-        <w:rPr>
-          <w:rStyle w:val="NormalTok"/>
-        </w:rPr>
-        <w:t xml:space="preserve">ticker </w:t>
-      </w:r>
-      <w:r>
-        <w:rPr>
-          <w:rStyle w:val="OtherTok"/>
-        </w:rPr>
-        <w:t xml:space="preserve">&lt;-</w:t>
-      </w:r>
-      <w:r>
-        <w:rPr>
-          <w:rStyle w:val="NormalTok"/>
-        </w:rPr>
-        <w:t xml:space="preserve"> ticker[, </w:t>
-      </w:r>
-      <w:r>
-        <w:rPr>
-          <w:rStyle w:val="FunctionTok"/>
-        </w:rPr>
-        <w:t xml:space="preserve">c</w:t>
-      </w:r>
-      <w:r>
-        <w:rPr>
-          <w:rStyle w:val="NormalTok"/>
-        </w:rPr>
-        <w:t xml:space="preserve">(</w:t>
-      </w:r>
-      <w:r>
-        <w:rPr>
-          <w:rStyle w:val="StringTok"/>
-        </w:rPr>
-        <w:t xml:space="preserve">"open"</w:t>
-      </w:r>
-      <w:r>
-        <w:rPr>
-          <w:rStyle w:val="NormalTok"/>
-        </w:rPr>
-        <w:t xml:space="preserve">, </w:t>
-      </w:r>
-      <w:r>
-        <w:rPr>
-          <w:rStyle w:val="StringTok"/>
-        </w:rPr>
-        <w:t xml:space="preserve">"high"</w:t>
-      </w:r>
-      <w:r>
-        <w:rPr>
-          <w:rStyle w:val="NormalTok"/>
-        </w:rPr>
-        <w:t xml:space="preserve">, </w:t>
-      </w:r>
-      <w:r>
-        <w:rPr>
-          <w:rStyle w:val="StringTok"/>
-        </w:rPr>
-        <w:t xml:space="preserve">"low"</w:t>
-      </w:r>
-      <w:r>
-        <w:rPr>
-          <w:rStyle w:val="NormalTok"/>
-        </w:rPr>
-        <w:t xml:space="preserve">, </w:t>
-      </w:r>
-      <w:r>
-        <w:rPr>
-          <w:rStyle w:val="StringTok"/>
-        </w:rPr>
-        <w:t xml:space="preserve">"close"</w:t>
-      </w:r>
-      <w:r>
-        <w:rPr>
-          <w:rStyle w:val="NormalTok"/>
-        </w:rPr>
-        <w:t xml:space="preserve">, </w:t>
-      </w:r>
-      <w:r>
-        <w:rPr>
-          <w:rStyle w:val="StringTok"/>
-        </w:rPr>
-        <w:t xml:space="preserve">"volume"</w:t>
-      </w:r>
-      <w:r>
-        <w:rPr>
-          <w:rStyle w:val="NormalTok"/>
-        </w:rPr>
-        <w:t xml:space="preserve">)]</w:t>
-      </w:r>
-      <w:r>
-        <w:br/>
-      </w:r>
-      <w:r>
-        <w:rPr>
-          <w:rStyle w:val="NormalTok"/>
-        </w:rPr>
-        <w:t xml:space="preserve">ticker </w:t>
-      </w:r>
-      <w:r>
-        <w:rPr>
-          <w:rStyle w:val="OtherTok"/>
-        </w:rPr>
-        <w:t xml:space="preserve">&lt;-</w:t>
-      </w:r>
-      <w:r>
-        <w:rPr>
-          <w:rStyle w:val="NormalTok"/>
-        </w:rPr>
-        <w:t xml:space="preserve"> stats</w:t>
-      </w:r>
-      <w:r>
-        <w:rPr>
-          <w:rStyle w:val="SpecialCharTok"/>
-        </w:rPr>
-        <w:t xml:space="preserve">::</w:t>
-      </w:r>
-      <w:r>
-        <w:rPr>
-          <w:rStyle w:val="FunctionTok"/>
-        </w:rPr>
-        <w:t xml:space="preserve">na.omit</w:t>
-      </w:r>
-      <w:r>
-        <w:rPr>
-          <w:rStyle w:val="NormalTok"/>
-        </w:rPr>
-        <w:t xml:space="preserve">(ticker)</w:t>
-      </w:r>
-      <w:r>
-        <w:br/>
-      </w:r>
-      <w:r>
-        <w:br/>
-      </w:r>
-      <w:r>
-        <w:rPr>
-          <w:rStyle w:val="NormalTok"/>
-        </w:rPr>
-        <w:t xml:space="preserve">mv </w:t>
-      </w:r>
-      <w:r>
-        <w:rPr>
-          <w:rStyle w:val="OtherTok"/>
-        </w:rPr>
-        <w:t xml:space="preserve">&lt;-</w:t>
-      </w:r>
-      <w:r>
-        <w:rPr>
-          <w:rStyle w:val="NormalTok"/>
-        </w:rPr>
-        <w:t xml:space="preserve"> </w:t>
-      </w:r>
-      <w:r>
-        <w:rPr>
-          <w:rStyle w:val="FunctionTok"/>
-        </w:rPr>
-        <w:t xml:space="preserve">ts_data_mv</w:t>
-      </w:r>
-      <w:r>
-        <w:rPr>
-          <w:rStyle w:val="NormalTok"/>
-        </w:rPr>
-        <w:t xml:space="preserve">(</w:t>
-      </w:r>
-      <w:r>
-        <w:br/>
-      </w:r>
-      <w:r>
-        <w:rPr>
-          <w:rStyle w:val="NormalTok"/>
-        </w:rPr>
-        <w:t xml:space="preserve">  ticker,</w:t>
-      </w:r>
-      <w:r>
-        <w:br/>
-      </w:r>
-      <w:r>
-        <w:rPr>
-          <w:rStyle w:val="NormalTok"/>
-        </w:rPr>
-        <w:t xml:space="preserve">  </w:t>
-      </w:r>
-      <w:r>
-        <w:rPr>
-          <w:rStyle w:val="AttributeTok"/>
-        </w:rPr>
-        <w:t xml:space="preserve">y =</w:t>
-      </w:r>
-      <w:r>
-        <w:rPr>
-          <w:rStyle w:val="NormalTok"/>
-        </w:rPr>
-        <w:t xml:space="preserve"> </w:t>
-      </w:r>
-      <w:r>
-        <w:rPr>
-          <w:rStyle w:val="StringTok"/>
-        </w:rPr>
-        <w:t xml:space="preserve">"close"</w:t>
-      </w:r>
-      <w:r>
-        <w:rPr>
-          <w:rStyle w:val="NormalTok"/>
-        </w:rPr>
-        <w:t xml:space="preserve">,</w:t>
-      </w:r>
-      <w:r>
-        <w:br/>
-      </w:r>
-      <w:r>
-        <w:rPr>
-          <w:rStyle w:val="NormalTok"/>
-        </w:rPr>
-        <w:t xml:space="preserve">  </w:t>
-      </w:r>
-      <w:r>
-        <w:rPr>
-          <w:rStyle w:val="AttributeTok"/>
-        </w:rPr>
-        <w:t xml:space="preserve">x =</w:t>
-      </w:r>
-      <w:r>
-        <w:rPr>
-          <w:rStyle w:val="NormalTok"/>
-        </w:rPr>
-        <w:t xml:space="preserve"> </w:t>
-      </w:r>
-      <w:r>
-        <w:rPr>
-          <w:rStyle w:val="FunctionTok"/>
-        </w:rPr>
-        <w:t xml:space="preserve">c</w:t>
-      </w:r>
-      <w:r>
-        <w:rPr>
-          <w:rStyle w:val="NormalTok"/>
-        </w:rPr>
-        <w:t xml:space="preserve">(</w:t>
-      </w:r>
-      <w:r>
-        <w:rPr>
-          <w:rStyle w:val="StringTok"/>
-        </w:rPr>
-        <w:t xml:space="preserve">"open"</w:t>
-      </w:r>
-      <w:r>
-        <w:rPr>
-          <w:rStyle w:val="NormalTok"/>
-        </w:rPr>
-        <w:t xml:space="preserve">, </w:t>
-      </w:r>
-      <w:r>
-        <w:rPr>
-          <w:rStyle w:val="StringTok"/>
-        </w:rPr>
-        <w:t xml:space="preserve">"high"</w:t>
-      </w:r>
-      <w:r>
-        <w:rPr>
-          <w:rStyle w:val="NormalTok"/>
-        </w:rPr>
-        <w:t xml:space="preserve">, </w:t>
-      </w:r>
-      <w:r>
-        <w:rPr>
-          <w:rStyle w:val="StringTok"/>
-        </w:rPr>
-        <w:t xml:space="preserve">"low"</w:t>
-      </w:r>
-      <w:r>
-        <w:rPr>
-          <w:rStyle w:val="NormalTok"/>
-        </w:rPr>
-        <w:t xml:space="preserve">, </w:t>
-      </w:r>
-      <w:r>
-        <w:rPr>
-          <w:rStyle w:val="StringTok"/>
-        </w:rPr>
-        <w:t xml:space="preserve">"volume"</w:t>
-      </w:r>
-      <w:r>
-        <w:rPr>
-          <w:rStyle w:val="NormalTok"/>
-        </w:rPr>
-        <w:t xml:space="preserve">)</w:t>
-      </w:r>
-      <w:r>
-        <w:br/>
-      </w:r>
-      <w:r>
-        <w:rPr>
-          <w:rStyle w:val="NormalTok"/>
-        </w:rPr>
-        <w:t xml:space="preserve">)</w:t>
-      </w:r>
-      <w:r>
-        <w:br/>
-      </w:r>
-      <w:r>
-        <w:br/>
-      </w:r>
-      <w:r>
-        <w:rPr>
-          <w:rStyle w:val="FunctionTok"/>
-        </w:rPr>
-        <w:t xml:space="preserve">ts_head</w:t>
-      </w:r>
-      <w:r>
-        <w:rPr>
-          <w:rStyle w:val="NormalTok"/>
-        </w:rPr>
-        <w:t xml:space="preserve">(mv, </w:t>
-      </w:r>
-      <w:r>
-        <w:rPr>
-          <w:rStyle w:val="DecValTok"/>
-        </w:rPr>
-        <w:t xml:space="preserve">3</w:t>
-      </w:r>
-      <w:r>
-        <w:rPr>
-          <w:rStyle w:val="NormalTok"/>
-        </w:rPr>
-        <w:t xml:space="preserve">)</w:t>
+        <w:pStyle w:val="BodyText"/>
+      </w:pPr>
+      <w:r>
+        <w:t xml:space="preserve">For a faster didactic run, we keep only the last two years of valid</w:t>
+      </w:r>
+      <w:r>
+        <w:t xml:space="preserve"> </w:t>
+      </w:r>
+      <w:r>
+        <w:t xml:space="preserve">observations.</w:t>
       </w:r>
     </w:p>
     <w:p>
@@ -902,566 +326,1121 @@
       </w:pPr>
       <w:r>
         <w:rPr>
-          <w:rStyle w:val="VerbatimChar"/>
-        </w:rPr>
-        <w:t xml:space="preserve">##      close     open     high      low  volume</w:t>
-      </w:r>
-      <w:r>
-        <w:br/>
-      </w:r>
-      <w:r>
-        <w:rPr>
-          <w:rStyle w:val="VerbatimChar"/>
-        </w:rPr>
-        <w:t xml:space="preserve">## 1 3.500000 3.500000 3.542500 3.500000  585600</w:t>
-      </w:r>
-      <w:r>
-        <w:br/>
-      </w:r>
-      <w:r>
-        <w:rPr>
-          <w:rStyle w:val="VerbatimChar"/>
-        </w:rPr>
-        <w:t xml:space="preserve">## 2 3.416666 3.466666 3.474166 3.416666  782400</w:t>
-      </w:r>
-      <w:r>
-        <w:br/>
-      </w:r>
-      <w:r>
-        <w:rPr>
-          <w:rStyle w:val="VerbatimChar"/>
-        </w:rPr>
-        <w:t xml:space="preserve">## 3 3.416666 3.375000 3.416666 3.375000 1876800</w:t>
+          <w:rStyle w:val="FunctionTok"/>
+        </w:rPr>
+        <w:t xml:space="preserve">data</w:t>
+      </w:r>
+      <w:r>
+        <w:rPr>
+          <w:rStyle w:val="NormalTok"/>
+        </w:rPr>
+        <w:t xml:space="preserve">(stocks)</w:t>
+      </w:r>
+      <w:r>
+        <w:br/>
+      </w:r>
+      <w:r>
+        <w:br/>
+      </w:r>
+      <w:r>
+        <w:rPr>
+          <w:rStyle w:val="ControlFlowTok"/>
+        </w:rPr>
+        <w:t xml:space="preserve">if</w:t>
+      </w:r>
+      <w:r>
+        <w:rPr>
+          <w:rStyle w:val="NormalTok"/>
+        </w:rPr>
+        <w:t xml:space="preserve"> (</w:t>
+      </w:r>
+      <w:r>
+        <w:rPr>
+          <w:rStyle w:val="SpecialCharTok"/>
+        </w:rPr>
+        <w:t xml:space="preserve">!</w:t>
+      </w:r>
+      <w:r>
+        <w:rPr>
+          <w:rStyle w:val="FunctionTok"/>
+        </w:rPr>
+        <w:t xml:space="preserve">is.null</w:t>
+      </w:r>
+      <w:r>
+        <w:rPr>
+          <w:rStyle w:val="NormalTok"/>
+        </w:rPr>
+        <w:t xml:space="preserve">(</w:t>
+      </w:r>
+      <w:r>
+        <w:rPr>
+          <w:rStyle w:val="FunctionTok"/>
+        </w:rPr>
+        <w:t xml:space="preserve">attr</w:t>
+      </w:r>
+      <w:r>
+        <w:rPr>
+          <w:rStyle w:val="NormalTok"/>
+        </w:rPr>
+        <w:t xml:space="preserve">(stocks, </w:t>
+      </w:r>
+      <w:r>
+        <w:rPr>
+          <w:rStyle w:val="StringTok"/>
+        </w:rPr>
+        <w:t xml:space="preserve">"url"</w:t>
+      </w:r>
+      <w:r>
+        <w:rPr>
+          <w:rStyle w:val="NormalTok"/>
+        </w:rPr>
+        <w:t xml:space="preserve">))) {</w:t>
+      </w:r>
+      <w:r>
+        <w:br/>
+      </w:r>
+      <w:r>
+        <w:rPr>
+          <w:rStyle w:val="NormalTok"/>
+        </w:rPr>
+        <w:t xml:space="preserve">  stocks </w:t>
+      </w:r>
+      <w:r>
+        <w:rPr>
+          <w:rStyle w:val="OtherTok"/>
+        </w:rPr>
+        <w:t xml:space="preserve">&lt;-</w:t>
+      </w:r>
+      <w:r>
+        <w:rPr>
+          <w:rStyle w:val="NormalTok"/>
+        </w:rPr>
+        <w:t xml:space="preserve"> </w:t>
+      </w:r>
+      <w:r>
+        <w:rPr>
+          <w:rStyle w:val="FunctionTok"/>
+        </w:rPr>
+        <w:t xml:space="preserve">loadfulldata</w:t>
+      </w:r>
+      <w:r>
+        <w:rPr>
+          <w:rStyle w:val="NormalTok"/>
+        </w:rPr>
+        <w:t xml:space="preserve">(stocks)</w:t>
+      </w:r>
+      <w:r>
+        <w:br/>
+      </w:r>
+      <w:r>
+        <w:rPr>
+          <w:rStyle w:val="NormalTok"/>
+        </w:rPr>
+        <w:t xml:space="preserve">}</w:t>
+      </w:r>
+      <w:r>
+        <w:br/>
+      </w:r>
+      <w:r>
+        <w:br/>
+      </w:r>
+      <w:r>
+        <w:rPr>
+          <w:rStyle w:val="NormalTok"/>
+        </w:rPr>
+        <w:t xml:space="preserve">ticker_name </w:t>
+      </w:r>
+      <w:r>
+        <w:rPr>
+          <w:rStyle w:val="OtherTok"/>
+        </w:rPr>
+        <w:t xml:space="preserve">&lt;-</w:t>
+      </w:r>
+      <w:r>
+        <w:rPr>
+          <w:rStyle w:val="NormalTok"/>
+        </w:rPr>
+        <w:t xml:space="preserve"> </w:t>
+      </w:r>
+      <w:r>
+        <w:rPr>
+          <w:rStyle w:val="ControlFlowTok"/>
+        </w:rPr>
+        <w:t xml:space="preserve">if</w:t>
+      </w:r>
+      <w:r>
+        <w:rPr>
+          <w:rStyle w:val="NormalTok"/>
+        </w:rPr>
+        <w:t xml:space="preserve"> (</w:t>
+      </w:r>
+      <w:r>
+        <w:rPr>
+          <w:rStyle w:val="StringTok"/>
+        </w:rPr>
+        <w:t xml:space="preserve">"VALE3"</w:t>
+      </w:r>
+      <w:r>
+        <w:rPr>
+          <w:rStyle w:val="NormalTok"/>
+        </w:rPr>
+        <w:t xml:space="preserve"> </w:t>
+      </w:r>
+      <w:r>
+        <w:rPr>
+          <w:rStyle w:val="SpecialCharTok"/>
+        </w:rPr>
+        <w:t xml:space="preserve">%in%</w:t>
+      </w:r>
+      <w:r>
+        <w:rPr>
+          <w:rStyle w:val="NormalTok"/>
+        </w:rPr>
+        <w:t xml:space="preserve"> </w:t>
+      </w:r>
+      <w:r>
+        <w:rPr>
+          <w:rStyle w:val="FunctionTok"/>
+        </w:rPr>
+        <w:t xml:space="preserve">names</w:t>
+      </w:r>
+      <w:r>
+        <w:rPr>
+          <w:rStyle w:val="NormalTok"/>
+        </w:rPr>
+        <w:t xml:space="preserve">(stocks)) </w:t>
+      </w:r>
+      <w:r>
+        <w:rPr>
+          <w:rStyle w:val="StringTok"/>
+        </w:rPr>
+        <w:t xml:space="preserve">"VALE3"</w:t>
+      </w:r>
+      <w:r>
+        <w:rPr>
+          <w:rStyle w:val="NormalTok"/>
+        </w:rPr>
+        <w:t xml:space="preserve"> </w:t>
+      </w:r>
+      <w:r>
+        <w:rPr>
+          <w:rStyle w:val="ControlFlowTok"/>
+        </w:rPr>
+        <w:t xml:space="preserve">else</w:t>
+      </w:r>
+      <w:r>
+        <w:rPr>
+          <w:rStyle w:val="NormalTok"/>
+        </w:rPr>
+        <w:t xml:space="preserve"> </w:t>
+      </w:r>
+      <w:r>
+        <w:rPr>
+          <w:rStyle w:val="FunctionTok"/>
+        </w:rPr>
+        <w:t xml:space="preserve">names</w:t>
+      </w:r>
+      <w:r>
+        <w:rPr>
+          <w:rStyle w:val="NormalTok"/>
+        </w:rPr>
+        <w:t xml:space="preserve">(stocks)[</w:t>
+      </w:r>
+      <w:r>
+        <w:rPr>
+          <w:rStyle w:val="DecValTok"/>
+        </w:rPr>
+        <w:t xml:space="preserve">1</w:t>
+      </w:r>
+      <w:r>
+        <w:rPr>
+          <w:rStyle w:val="NormalTok"/>
+        </w:rPr>
+        <w:t xml:space="preserve">]</w:t>
+      </w:r>
+      <w:r>
+        <w:br/>
+      </w:r>
+      <w:r>
+        <w:rPr>
+          <w:rStyle w:val="NormalTok"/>
+        </w:rPr>
+        <w:t xml:space="preserve">ticker </w:t>
+      </w:r>
+      <w:r>
+        <w:rPr>
+          <w:rStyle w:val="OtherTok"/>
+        </w:rPr>
+        <w:t xml:space="preserve">&lt;-</w:t>
+      </w:r>
+      <w:r>
+        <w:rPr>
+          <w:rStyle w:val="NormalTok"/>
+        </w:rPr>
+        <w:t xml:space="preserve"> stocks[[ticker_name]]</w:t>
+      </w:r>
+      <w:r>
+        <w:br/>
+      </w:r>
+      <w:r>
+        <w:rPr>
+          <w:rStyle w:val="NormalTok"/>
+        </w:rPr>
+        <w:t xml:space="preserve">ticker </w:t>
+      </w:r>
+      <w:r>
+        <w:rPr>
+          <w:rStyle w:val="OtherTok"/>
+        </w:rPr>
+        <w:t xml:space="preserve">&lt;-</w:t>
+      </w:r>
+      <w:r>
+        <w:rPr>
+          <w:rStyle w:val="NormalTok"/>
+        </w:rPr>
+        <w:t xml:space="preserve"> ticker[, </w:t>
+      </w:r>
+      <w:r>
+        <w:rPr>
+          <w:rStyle w:val="FunctionTok"/>
+        </w:rPr>
+        <w:t xml:space="preserve">c</w:t>
+      </w:r>
+      <w:r>
+        <w:rPr>
+          <w:rStyle w:val="NormalTok"/>
+        </w:rPr>
+        <w:t xml:space="preserve">(</w:t>
+      </w:r>
+      <w:r>
+        <w:rPr>
+          <w:rStyle w:val="StringTok"/>
+        </w:rPr>
+        <w:t xml:space="preserve">"date"</w:t>
+      </w:r>
+      <w:r>
+        <w:rPr>
+          <w:rStyle w:val="NormalTok"/>
+        </w:rPr>
+        <w:t xml:space="preserve">, </w:t>
+      </w:r>
+      <w:r>
+        <w:rPr>
+          <w:rStyle w:val="StringTok"/>
+        </w:rPr>
+        <w:t xml:space="preserve">"open"</w:t>
+      </w:r>
+      <w:r>
+        <w:rPr>
+          <w:rStyle w:val="NormalTok"/>
+        </w:rPr>
+        <w:t xml:space="preserve">, </w:t>
+      </w:r>
+      <w:r>
+        <w:rPr>
+          <w:rStyle w:val="StringTok"/>
+        </w:rPr>
+        <w:t xml:space="preserve">"high"</w:t>
+      </w:r>
+      <w:r>
+        <w:rPr>
+          <w:rStyle w:val="NormalTok"/>
+        </w:rPr>
+        <w:t xml:space="preserve">, </w:t>
+      </w:r>
+      <w:r>
+        <w:rPr>
+          <w:rStyle w:val="StringTok"/>
+        </w:rPr>
+        <w:t xml:space="preserve">"low"</w:t>
+      </w:r>
+      <w:r>
+        <w:rPr>
+          <w:rStyle w:val="NormalTok"/>
+        </w:rPr>
+        <w:t xml:space="preserve">, </w:t>
+      </w:r>
+      <w:r>
+        <w:rPr>
+          <w:rStyle w:val="StringTok"/>
+        </w:rPr>
+        <w:t xml:space="preserve">"close"</w:t>
+      </w:r>
+      <w:r>
+        <w:rPr>
+          <w:rStyle w:val="NormalTok"/>
+        </w:rPr>
+        <w:t xml:space="preserve">, </w:t>
+      </w:r>
+      <w:r>
+        <w:rPr>
+          <w:rStyle w:val="StringTok"/>
+        </w:rPr>
+        <w:t xml:space="preserve">"volume"</w:t>
+      </w:r>
+      <w:r>
+        <w:rPr>
+          <w:rStyle w:val="NormalTok"/>
+        </w:rPr>
+        <w:t xml:space="preserve">)]</w:t>
+      </w:r>
+      <w:r>
+        <w:br/>
+      </w:r>
+      <w:r>
+        <w:rPr>
+          <w:rStyle w:val="NormalTok"/>
+        </w:rPr>
+        <w:t xml:space="preserve">ticker </w:t>
+      </w:r>
+      <w:r>
+        <w:rPr>
+          <w:rStyle w:val="OtherTok"/>
+        </w:rPr>
+        <w:t xml:space="preserve">&lt;-</w:t>
+      </w:r>
+      <w:r>
+        <w:rPr>
+          <w:rStyle w:val="NormalTok"/>
+        </w:rPr>
+        <w:t xml:space="preserve"> stats</w:t>
+      </w:r>
+      <w:r>
+        <w:rPr>
+          <w:rStyle w:val="SpecialCharTok"/>
+        </w:rPr>
+        <w:t xml:space="preserve">::</w:t>
+      </w:r>
+      <w:r>
+        <w:rPr>
+          <w:rStyle w:val="FunctionTok"/>
+        </w:rPr>
+        <w:t xml:space="preserve">na.omit</w:t>
+      </w:r>
+      <w:r>
+        <w:rPr>
+          <w:rStyle w:val="NormalTok"/>
+        </w:rPr>
+        <w:t xml:space="preserve">(ticker)</w:t>
+      </w:r>
+      <w:r>
+        <w:br/>
+      </w:r>
+      <w:r>
+        <w:rPr>
+          <w:rStyle w:val="NormalTok"/>
+        </w:rPr>
+        <w:t xml:space="preserve">ticker </w:t>
+      </w:r>
+      <w:r>
+        <w:rPr>
+          <w:rStyle w:val="OtherTok"/>
+        </w:rPr>
+        <w:t xml:space="preserve">&lt;-</w:t>
+      </w:r>
+      <w:r>
+        <w:rPr>
+          <w:rStyle w:val="NormalTok"/>
+        </w:rPr>
+        <w:t xml:space="preserve"> </w:t>
+      </w:r>
+      <w:r>
+        <w:rPr>
+          <w:rStyle w:val="FunctionTok"/>
+        </w:rPr>
+        <w:t xml:space="preserve">subset</w:t>
+      </w:r>
+      <w:r>
+        <w:rPr>
+          <w:rStyle w:val="NormalTok"/>
+        </w:rPr>
+        <w:t xml:space="preserve">(ticker, open </w:t>
+      </w:r>
+      <w:r>
+        <w:rPr>
+          <w:rStyle w:val="SpecialCharTok"/>
+        </w:rPr>
+        <w:t xml:space="preserve">&gt;</w:t>
+      </w:r>
+      <w:r>
+        <w:rPr>
+          <w:rStyle w:val="NormalTok"/>
+        </w:rPr>
+        <w:t xml:space="preserve"> </w:t>
+      </w:r>
+      <w:r>
+        <w:rPr>
+          <w:rStyle w:val="DecValTok"/>
+        </w:rPr>
+        <w:t xml:space="preserve">0</w:t>
+      </w:r>
+      <w:r>
+        <w:rPr>
+          <w:rStyle w:val="NormalTok"/>
+        </w:rPr>
+        <w:t xml:space="preserve"> </w:t>
+      </w:r>
+      <w:r>
+        <w:rPr>
+          <w:rStyle w:val="SpecialCharTok"/>
+        </w:rPr>
+        <w:t xml:space="preserve">&amp;</w:t>
+      </w:r>
+      <w:r>
+        <w:rPr>
+          <w:rStyle w:val="NormalTok"/>
+        </w:rPr>
+        <w:t xml:space="preserve"> high </w:t>
+      </w:r>
+      <w:r>
+        <w:rPr>
+          <w:rStyle w:val="SpecialCharTok"/>
+        </w:rPr>
+        <w:t xml:space="preserve">&gt;</w:t>
+      </w:r>
+      <w:r>
+        <w:rPr>
+          <w:rStyle w:val="NormalTok"/>
+        </w:rPr>
+        <w:t xml:space="preserve"> </w:t>
+      </w:r>
+      <w:r>
+        <w:rPr>
+          <w:rStyle w:val="DecValTok"/>
+        </w:rPr>
+        <w:t xml:space="preserve">0</w:t>
+      </w:r>
+      <w:r>
+        <w:rPr>
+          <w:rStyle w:val="NormalTok"/>
+        </w:rPr>
+        <w:t xml:space="preserve"> </w:t>
+      </w:r>
+      <w:r>
+        <w:rPr>
+          <w:rStyle w:val="SpecialCharTok"/>
+        </w:rPr>
+        <w:t xml:space="preserve">&amp;</w:t>
+      </w:r>
+      <w:r>
+        <w:rPr>
+          <w:rStyle w:val="NormalTok"/>
+        </w:rPr>
+        <w:t xml:space="preserve"> low </w:t>
+      </w:r>
+      <w:r>
+        <w:rPr>
+          <w:rStyle w:val="SpecialCharTok"/>
+        </w:rPr>
+        <w:t xml:space="preserve">&gt;</w:t>
+      </w:r>
+      <w:r>
+        <w:rPr>
+          <w:rStyle w:val="NormalTok"/>
+        </w:rPr>
+        <w:t xml:space="preserve"> </w:t>
+      </w:r>
+      <w:r>
+        <w:rPr>
+          <w:rStyle w:val="DecValTok"/>
+        </w:rPr>
+        <w:t xml:space="preserve">0</w:t>
+      </w:r>
+      <w:r>
+        <w:rPr>
+          <w:rStyle w:val="NormalTok"/>
+        </w:rPr>
+        <w:t xml:space="preserve"> </w:t>
+      </w:r>
+      <w:r>
+        <w:rPr>
+          <w:rStyle w:val="SpecialCharTok"/>
+        </w:rPr>
+        <w:t xml:space="preserve">&amp;</w:t>
+      </w:r>
+      <w:r>
+        <w:rPr>
+          <w:rStyle w:val="NormalTok"/>
+        </w:rPr>
+        <w:t xml:space="preserve"> volume </w:t>
+      </w:r>
+      <w:r>
+        <w:rPr>
+          <w:rStyle w:val="SpecialCharTok"/>
+        </w:rPr>
+        <w:t xml:space="preserve">&gt;</w:t>
+      </w:r>
+      <w:r>
+        <w:rPr>
+          <w:rStyle w:val="NormalTok"/>
+        </w:rPr>
+        <w:t xml:space="preserve"> </w:t>
+      </w:r>
+      <w:r>
+        <w:rPr>
+          <w:rStyle w:val="DecValTok"/>
+        </w:rPr>
+        <w:t xml:space="preserve">0</w:t>
+      </w:r>
+      <w:r>
+        <w:rPr>
+          <w:rStyle w:val="NormalTok"/>
+        </w:rPr>
+        <w:t xml:space="preserve">)</w:t>
+      </w:r>
+      <w:r>
+        <w:br/>
+      </w:r>
+      <w:r>
+        <w:rPr>
+          <w:rStyle w:val="NormalTok"/>
+        </w:rPr>
+        <w:t xml:space="preserve">cutoff_date </w:t>
+      </w:r>
+      <w:r>
+        <w:rPr>
+          <w:rStyle w:val="OtherTok"/>
+        </w:rPr>
+        <w:t xml:space="preserve">&lt;-</w:t>
+      </w:r>
+      <w:r>
+        <w:rPr>
+          <w:rStyle w:val="NormalTok"/>
+        </w:rPr>
+        <w:t xml:space="preserve"> </w:t>
+      </w:r>
+      <w:r>
+        <w:rPr>
+          <w:rStyle w:val="FunctionTok"/>
+        </w:rPr>
+        <w:t xml:space="preserve">max</w:t>
+      </w:r>
+      <w:r>
+        <w:rPr>
+          <w:rStyle w:val="NormalTok"/>
+        </w:rPr>
+        <w:t xml:space="preserve">(ticker</w:t>
+      </w:r>
+      <w:r>
+        <w:rPr>
+          <w:rStyle w:val="SpecialCharTok"/>
+        </w:rPr>
+        <w:t xml:space="preserve">$</w:t>
+      </w:r>
+      <w:r>
+        <w:rPr>
+          <w:rStyle w:val="NormalTok"/>
+        </w:rPr>
+        <w:t xml:space="preserve">date) </w:t>
+      </w:r>
+      <w:r>
+        <w:rPr>
+          <w:rStyle w:val="SpecialCharTok"/>
+        </w:rPr>
+        <w:t xml:space="preserve">-</w:t>
+      </w:r>
+      <w:r>
+        <w:rPr>
+          <w:rStyle w:val="NormalTok"/>
+        </w:rPr>
+        <w:t xml:space="preserve"> </w:t>
+      </w:r>
+      <w:r>
+        <w:rPr>
+          <w:rStyle w:val="DecValTok"/>
+        </w:rPr>
+        <w:t xml:space="preserve">365</w:t>
+      </w:r>
+      <w:r>
+        <w:rPr>
+          <w:rStyle w:val="NormalTok"/>
+        </w:rPr>
+        <w:t xml:space="preserve"> </w:t>
+      </w:r>
+      <w:r>
+        <w:rPr>
+          <w:rStyle w:val="SpecialCharTok"/>
+        </w:rPr>
+        <w:t xml:space="preserve">*</w:t>
+      </w:r>
+      <w:r>
+        <w:rPr>
+          <w:rStyle w:val="NormalTok"/>
+        </w:rPr>
+        <w:t xml:space="preserve"> </w:t>
+      </w:r>
+      <w:r>
+        <w:rPr>
+          <w:rStyle w:val="DecValTok"/>
+        </w:rPr>
+        <w:t xml:space="preserve">2</w:t>
+      </w:r>
+      <w:r>
+        <w:br/>
+      </w:r>
+      <w:r>
+        <w:rPr>
+          <w:rStyle w:val="NormalTok"/>
+        </w:rPr>
+        <w:t xml:space="preserve">ticker </w:t>
+      </w:r>
+      <w:r>
+        <w:rPr>
+          <w:rStyle w:val="OtherTok"/>
+        </w:rPr>
+        <w:t xml:space="preserve">&lt;-</w:t>
+      </w:r>
+      <w:r>
+        <w:rPr>
+          <w:rStyle w:val="NormalTok"/>
+        </w:rPr>
+        <w:t xml:space="preserve"> ticker[ticker</w:t>
+      </w:r>
+      <w:r>
+        <w:rPr>
+          <w:rStyle w:val="SpecialCharTok"/>
+        </w:rPr>
+        <w:t xml:space="preserve">$</w:t>
+      </w:r>
+      <w:r>
+        <w:rPr>
+          <w:rStyle w:val="NormalTok"/>
+        </w:rPr>
+        <w:t xml:space="preserve">date </w:t>
+      </w:r>
+      <w:r>
+        <w:rPr>
+          <w:rStyle w:val="SpecialCharTok"/>
+        </w:rPr>
+        <w:t xml:space="preserve">&gt;</w:t>
+      </w:r>
+      <w:r>
+        <w:rPr>
+          <w:rStyle w:val="NormalTok"/>
+        </w:rPr>
+        <w:t xml:space="preserve"> cutoff_date, ]</w:t>
+      </w:r>
+      <w:r>
+        <w:br/>
+      </w:r>
+      <w:r>
+        <w:br/>
+      </w:r>
+      <w:r>
+        <w:rPr>
+          <w:rStyle w:val="NormalTok"/>
+        </w:rPr>
+        <w:t xml:space="preserve">mv </w:t>
+      </w:r>
+      <w:r>
+        <w:rPr>
+          <w:rStyle w:val="OtherTok"/>
+        </w:rPr>
+        <w:t xml:space="preserve">&lt;-</w:t>
+      </w:r>
+      <w:r>
+        <w:rPr>
+          <w:rStyle w:val="NormalTok"/>
+        </w:rPr>
+        <w:t xml:space="preserve"> </w:t>
+      </w:r>
+      <w:r>
+        <w:rPr>
+          <w:rStyle w:val="FunctionTok"/>
+        </w:rPr>
+        <w:t xml:space="preserve">ts_data_mv</w:t>
+      </w:r>
+      <w:r>
+        <w:rPr>
+          <w:rStyle w:val="NormalTok"/>
+        </w:rPr>
+        <w:t xml:space="preserve">(</w:t>
+      </w:r>
+      <w:r>
+        <w:br/>
+      </w:r>
+      <w:r>
+        <w:rPr>
+          <w:rStyle w:val="NormalTok"/>
+        </w:rPr>
+        <w:t xml:space="preserve">  ticker[, </w:t>
+      </w:r>
+      <w:r>
+        <w:rPr>
+          <w:rStyle w:val="FunctionTok"/>
+        </w:rPr>
+        <w:t xml:space="preserve">c</w:t>
+      </w:r>
+      <w:r>
+        <w:rPr>
+          <w:rStyle w:val="NormalTok"/>
+        </w:rPr>
+        <w:t xml:space="preserve">(</w:t>
+      </w:r>
+      <w:r>
+        <w:rPr>
+          <w:rStyle w:val="StringTok"/>
+        </w:rPr>
+        <w:t xml:space="preserve">"open"</w:t>
+      </w:r>
+      <w:r>
+        <w:rPr>
+          <w:rStyle w:val="NormalTok"/>
+        </w:rPr>
+        <w:t xml:space="preserve">, </w:t>
+      </w:r>
+      <w:r>
+        <w:rPr>
+          <w:rStyle w:val="StringTok"/>
+        </w:rPr>
+        <w:t xml:space="preserve">"high"</w:t>
+      </w:r>
+      <w:r>
+        <w:rPr>
+          <w:rStyle w:val="NormalTok"/>
+        </w:rPr>
+        <w:t xml:space="preserve">, </w:t>
+      </w:r>
+      <w:r>
+        <w:rPr>
+          <w:rStyle w:val="StringTok"/>
+        </w:rPr>
+        <w:t xml:space="preserve">"low"</w:t>
+      </w:r>
+      <w:r>
+        <w:rPr>
+          <w:rStyle w:val="NormalTok"/>
+        </w:rPr>
+        <w:t xml:space="preserve">, </w:t>
+      </w:r>
+      <w:r>
+        <w:rPr>
+          <w:rStyle w:val="StringTok"/>
+        </w:rPr>
+        <w:t xml:space="preserve">"close"</w:t>
+      </w:r>
+      <w:r>
+        <w:rPr>
+          <w:rStyle w:val="NormalTok"/>
+        </w:rPr>
+        <w:t xml:space="preserve">, </w:t>
+      </w:r>
+      <w:r>
+        <w:rPr>
+          <w:rStyle w:val="StringTok"/>
+        </w:rPr>
+        <w:t xml:space="preserve">"volume"</w:t>
+      </w:r>
+      <w:r>
+        <w:rPr>
+          <w:rStyle w:val="NormalTok"/>
+        </w:rPr>
+        <w:t xml:space="preserve">)],</w:t>
+      </w:r>
+      <w:r>
+        <w:br/>
+      </w:r>
+      <w:r>
+        <w:rPr>
+          <w:rStyle w:val="NormalTok"/>
+        </w:rPr>
+        <w:t xml:space="preserve">  </w:t>
+      </w:r>
+      <w:r>
+        <w:rPr>
+          <w:rStyle w:val="AttributeTok"/>
+        </w:rPr>
+        <w:t xml:space="preserve">y =</w:t>
+      </w:r>
+      <w:r>
+        <w:rPr>
+          <w:rStyle w:val="NormalTok"/>
+        </w:rPr>
+        <w:t xml:space="preserve"> </w:t>
+      </w:r>
+      <w:r>
+        <w:rPr>
+          <w:rStyle w:val="StringTok"/>
+        </w:rPr>
+        <w:t xml:space="preserve">"close"</w:t>
+      </w:r>
+      <w:r>
+        <w:rPr>
+          <w:rStyle w:val="NormalTok"/>
+        </w:rPr>
+        <w:t xml:space="preserve">,</w:t>
+      </w:r>
+      <w:r>
+        <w:br/>
+      </w:r>
+      <w:r>
+        <w:rPr>
+          <w:rStyle w:val="NormalTok"/>
+        </w:rPr>
+        <w:t xml:space="preserve">  </w:t>
+      </w:r>
+      <w:r>
+        <w:rPr>
+          <w:rStyle w:val="AttributeTok"/>
+        </w:rPr>
+        <w:t xml:space="preserve">x =</w:t>
+      </w:r>
+      <w:r>
+        <w:rPr>
+          <w:rStyle w:val="NormalTok"/>
+        </w:rPr>
+        <w:t xml:space="preserve"> </w:t>
+      </w:r>
+      <w:r>
+        <w:rPr>
+          <w:rStyle w:val="FunctionTok"/>
+        </w:rPr>
+        <w:t xml:space="preserve">c</w:t>
+      </w:r>
+      <w:r>
+        <w:rPr>
+          <w:rStyle w:val="NormalTok"/>
+        </w:rPr>
+        <w:t xml:space="preserve">(</w:t>
+      </w:r>
+      <w:r>
+        <w:rPr>
+          <w:rStyle w:val="StringTok"/>
+        </w:rPr>
+        <w:t xml:space="preserve">"open"</w:t>
+      </w:r>
+      <w:r>
+        <w:rPr>
+          <w:rStyle w:val="NormalTok"/>
+        </w:rPr>
+        <w:t xml:space="preserve">, </w:t>
+      </w:r>
+      <w:r>
+        <w:rPr>
+          <w:rStyle w:val="StringTok"/>
+        </w:rPr>
+        <w:t xml:space="preserve">"high"</w:t>
+      </w:r>
+      <w:r>
+        <w:rPr>
+          <w:rStyle w:val="NormalTok"/>
+        </w:rPr>
+        <w:t xml:space="preserve">, </w:t>
+      </w:r>
+      <w:r>
+        <w:rPr>
+          <w:rStyle w:val="StringTok"/>
+        </w:rPr>
+        <w:t xml:space="preserve">"low"</w:t>
+      </w:r>
+      <w:r>
+        <w:rPr>
+          <w:rStyle w:val="NormalTok"/>
+        </w:rPr>
+        <w:t xml:space="preserve">, </w:t>
+      </w:r>
+      <w:r>
+        <w:rPr>
+          <w:rStyle w:val="StringTok"/>
+        </w:rPr>
+        <w:t xml:space="preserve">"volume"</w:t>
+      </w:r>
+      <w:r>
+        <w:rPr>
+          <w:rStyle w:val="NormalTok"/>
+        </w:rPr>
+        <w:t xml:space="preserve">)</w:t>
+      </w:r>
+      <w:r>
+        <w:br/>
+      </w:r>
+      <w:r>
+        <w:rPr>
+          <w:rStyle w:val="NormalTok"/>
+        </w:rPr>
+        <w:t xml:space="preserve">)</w:t>
+      </w:r>
+      <w:r>
+        <w:br/>
+      </w:r>
+      <w:r>
+        <w:br/>
+      </w:r>
+      <w:r>
+        <w:rPr>
+          <w:rStyle w:val="FunctionTok"/>
+        </w:rPr>
+        <w:t xml:space="preserve">ts_head</w:t>
+      </w:r>
+      <w:r>
+        <w:rPr>
+          <w:rStyle w:val="NormalTok"/>
+        </w:rPr>
+        <w:t xml:space="preserve">(mv, </w:t>
+      </w:r>
+      <w:r>
+        <w:rPr>
+          <w:rStyle w:val="DecValTok"/>
+        </w:rPr>
+        <w:t xml:space="preserve">3</w:t>
+      </w:r>
+      <w:r>
+        <w:rPr>
+          <w:rStyle w:val="NormalTok"/>
+        </w:rPr>
+        <w:t xml:space="preserve">)</w:t>
       </w:r>
     </w:p>
     <w:p>
       <w:pPr>
-        <w:pStyle w:val="FirstParagraph"/>
-      </w:pPr>
-      <w:r>
-        <w:t xml:space="preserve">The aligned object can now be split in time just like any other target-centered</w:t>
-      </w:r>
-      <w:r>
-        <w:t xml:space="preserve"> </w:t>
-      </w:r>
-      <w:r>
-        <w:t xml:space="preserve">multivariate dataset.</w:t>
+        <w:pStyle w:val="SourceCode"/>
+      </w:pPr>
+      <w:r>
+        <w:rPr>
+          <w:rStyle w:val="VerbatimChar"/>
+        </w:rPr>
+        <w:t xml:space="preserve">##      close  open  high   low   volume</w:t>
+      </w:r>
+      <w:r>
+        <w:br/>
+      </w:r>
+      <w:r>
+        <w:rPr>
+          <w:rStyle w:val="VerbatimChar"/>
+        </w:rPr>
+        <w:t xml:space="preserve">## 6057 65.72 65.99 66.14 65.51 12497900</w:t>
+      </w:r>
+      <w:r>
+        <w:br/>
+      </w:r>
+      <w:r>
+        <w:rPr>
+          <w:rStyle w:val="VerbatimChar"/>
+        </w:rPr>
+        <w:t xml:space="preserve">## 6058 65.51 65.50 65.87 65.04 17360200</w:t>
+      </w:r>
+      <w:r>
+        <w:br/>
+      </w:r>
+      <w:r>
+        <w:rPr>
+          <w:rStyle w:val="VerbatimChar"/>
+        </w:rPr>
+        <w:t xml:space="preserve">## 6059 68.00 66.49 68.32 66.34 40947100</w:t>
       </w:r>
     </w:p>
     <w:p>
       <w:pPr>
-        <w:pStyle w:val="SourceCode"/>
-      </w:pPr>
-      <w:r>
-        <w:rPr>
-          <w:rStyle w:val="NormalTok"/>
-        </w:rPr>
-        <w:t xml:space="preserve">samp </w:t>
-      </w:r>
-      <w:r>
-        <w:rPr>
-          <w:rStyle w:val="OtherTok"/>
-        </w:rPr>
-        <w:t xml:space="preserve">&lt;-</w:t>
-      </w:r>
-      <w:r>
-        <w:rPr>
-          <w:rStyle w:val="NormalTok"/>
-        </w:rPr>
-        <w:t xml:space="preserve"> </w:t>
-      </w:r>
-      <w:r>
-        <w:rPr>
-          <w:rStyle w:val="FunctionTok"/>
-        </w:rPr>
-        <w:t xml:space="preserve">ts_sample</w:t>
-      </w:r>
-      <w:r>
-        <w:rPr>
-          <w:rStyle w:val="NormalTok"/>
-        </w:rPr>
-        <w:t xml:space="preserve">(mv, </w:t>
-      </w:r>
-      <w:r>
-        <w:rPr>
-          <w:rStyle w:val="AttributeTok"/>
-        </w:rPr>
-        <w:t xml:space="preserve">test_size =</w:t>
-      </w:r>
-      <w:r>
-        <w:rPr>
-          <w:rStyle w:val="NormalTok"/>
-        </w:rPr>
-        <w:t xml:space="preserve"> </w:t>
-      </w:r>
-      <w:r>
-        <w:rPr>
-          <w:rStyle w:val="DecValTok"/>
-        </w:rPr>
-        <w:t xml:space="preserve">5</w:t>
-      </w:r>
-      <w:r>
-        <w:rPr>
-          <w:rStyle w:val="NormalTok"/>
-        </w:rPr>
-        <w:t xml:space="preserve">)</w:t>
+        <w:pStyle w:val="FirstParagraph"/>
+      </w:pPr>
+      <w:r>
+        <w:t xml:space="preserve">The aligned object can now be split in time just like any other target-centered</w:t>
+      </w:r>
+      <w:r>
+        <w:t xml:space="preserve"> </w:t>
+      </w:r>
+      <w:r>
+        <w:t xml:space="preserve">multivariate dataset.</w:t>
       </w:r>
     </w:p>
     <w:p>
       <w:pPr>
-        <w:pStyle w:val="FirstParagraph"/>
-      </w:pPr>
-      <w:r>
-        <w:t xml:space="preserve">Before introducing the multivariate workflow, we build a direct univariate</w:t>
-      </w:r>
-      <w:r>
-        <w:t xml:space="preserve"> </w:t>
-      </w:r>
-      <w:r>
-        <w:t xml:space="preserve">baseline on the closing price itself. This keeps the interpretation honest: we</w:t>
-      </w:r>
-      <w:r>
-        <w:t xml:space="preserve"> </w:t>
-      </w:r>
-      <w:r>
-        <w:t xml:space="preserve">first ask how far a classical</w:t>
-      </w:r>
-      <w:r>
-        <w:t xml:space="preserve"> </w:t>
-      </w:r>
-      <w:r>
-        <w:rPr>
-          <w:rStyle w:val="VerbatimChar"/>
-        </w:rPr>
-        <w:t xml:space="preserve">ARIMA</w:t>
-      </w:r>
-      <w:r>
-        <w:t xml:space="preserve"> </w:t>
-      </w:r>
-      <w:r>
-        <w:t xml:space="preserve">can go before bringing in the auxiliary</w:t>
-      </w:r>
-      <w:r>
-        <w:t xml:space="preserve"> </w:t>
-      </w:r>
-      <w:r>
-        <w:t xml:space="preserve">variables.</w:t>
+        <w:pStyle w:val="SourceCode"/>
+      </w:pPr>
+      <w:r>
+        <w:rPr>
+          <w:rStyle w:val="NormalTok"/>
+        </w:rPr>
+        <w:t xml:space="preserve">samp </w:t>
+      </w:r>
+      <w:r>
+        <w:rPr>
+          <w:rStyle w:val="OtherTok"/>
+        </w:rPr>
+        <w:t xml:space="preserve">&lt;-</w:t>
+      </w:r>
+      <w:r>
+        <w:rPr>
+          <w:rStyle w:val="NormalTok"/>
+        </w:rPr>
+        <w:t xml:space="preserve"> </w:t>
+      </w:r>
+      <w:r>
+        <w:rPr>
+          <w:rStyle w:val="FunctionTok"/>
+        </w:rPr>
+        <w:t xml:space="preserve">ts_sample</w:t>
+      </w:r>
+      <w:r>
+        <w:rPr>
+          <w:rStyle w:val="NormalTok"/>
+        </w:rPr>
+        <w:t xml:space="preserve">(mv, </w:t>
+      </w:r>
+      <w:r>
+        <w:rPr>
+          <w:rStyle w:val="AttributeTok"/>
+        </w:rPr>
+        <w:t xml:space="preserve">test_size =</w:t>
+      </w:r>
+      <w:r>
+        <w:rPr>
+          <w:rStyle w:val="NormalTok"/>
+        </w:rPr>
+        <w:t xml:space="preserve"> </w:t>
+      </w:r>
+      <w:r>
+        <w:rPr>
+          <w:rStyle w:val="DecValTok"/>
+        </w:rPr>
+        <w:t xml:space="preserve">5</w:t>
+      </w:r>
+      <w:r>
+        <w:rPr>
+          <w:rStyle w:val="NormalTok"/>
+        </w:rPr>
+        <w:t xml:space="preserve">)</w:t>
       </w:r>
     </w:p>
     <w:p>
       <w:pPr>
-        <w:pStyle w:val="SourceCode"/>
-      </w:pPr>
-      <w:r>
-        <w:rPr>
-          <w:rStyle w:val="NormalTok"/>
-        </w:rPr>
-        <w:t xml:space="preserve">close_ts </w:t>
-      </w:r>
-      <w:r>
-        <w:rPr>
-          <w:rStyle w:val="OtherTok"/>
-        </w:rPr>
-        <w:t xml:space="preserve">&lt;-</w:t>
-      </w:r>
-      <w:r>
-        <w:rPr>
-          <w:rStyle w:val="NormalTok"/>
-        </w:rPr>
-        <w:t xml:space="preserve"> </w:t>
-      </w:r>
-      <w:r>
-        <w:rPr>
-          <w:rStyle w:val="FunctionTok"/>
-        </w:rPr>
-        <w:t xml:space="preserve">ts_data</w:t>
-      </w:r>
-      <w:r>
-        <w:rPr>
-          <w:rStyle w:val="NormalTok"/>
-        </w:rPr>
-        <w:t xml:space="preserve">(ticker</w:t>
-      </w:r>
-      <w:r>
-        <w:rPr>
-          <w:rStyle w:val="SpecialCharTok"/>
-        </w:rPr>
-        <w:t xml:space="preserve">$</w:t>
-      </w:r>
-      <w:r>
-        <w:rPr>
-          <w:rStyle w:val="NormalTok"/>
-        </w:rPr>
-        <w:t xml:space="preserve">close, </w:t>
-      </w:r>
-      <w:r>
-        <w:rPr>
-          <w:rStyle w:val="DecValTok"/>
-        </w:rPr>
-        <w:t xml:space="preserve">1</w:t>
-      </w:r>
-      <w:r>
-        <w:rPr>
-          <w:rStyle w:val="NormalTok"/>
-        </w:rPr>
-        <w:t xml:space="preserve">)</w:t>
-      </w:r>
-      <w:r>
-        <w:br/>
-      </w:r>
-      <w:r>
-        <w:rPr>
-          <w:rStyle w:val="NormalTok"/>
-        </w:rPr>
-        <w:t xml:space="preserve">close_samp </w:t>
-      </w:r>
-      <w:r>
-        <w:rPr>
-          <w:rStyle w:val="OtherTok"/>
-        </w:rPr>
-        <w:t xml:space="preserve">&lt;-</w:t>
-      </w:r>
-      <w:r>
-        <w:rPr>
-          <w:rStyle w:val="NormalTok"/>
-        </w:rPr>
-        <w:t xml:space="preserve"> </w:t>
-      </w:r>
-      <w:r>
-        <w:rPr>
-          <w:rStyle w:val="FunctionTok"/>
-        </w:rPr>
-        <w:t xml:space="preserve">ts_sample</w:t>
-      </w:r>
-      <w:r>
-        <w:rPr>
-          <w:rStyle w:val="NormalTok"/>
-        </w:rPr>
-        <w:t xml:space="preserve">(close_ts, </w:t>
-      </w:r>
-      <w:r>
-        <w:rPr>
-          <w:rStyle w:val="AttributeTok"/>
-        </w:rPr>
-        <w:t xml:space="preserve">test_size =</w:t>
-      </w:r>
-      <w:r>
-        <w:rPr>
-          <w:rStyle w:val="NormalTok"/>
-        </w:rPr>
-        <w:t xml:space="preserve"> </w:t>
-      </w:r>
-      <w:r>
-        <w:rPr>
-          <w:rStyle w:val="DecValTok"/>
-        </w:rPr>
-        <w:t xml:space="preserve">5</w:t>
-      </w:r>
-      <w:r>
-        <w:rPr>
-          <w:rStyle w:val="NormalTok"/>
-        </w:rPr>
-        <w:t xml:space="preserve">)</w:t>
-      </w:r>
-      <w:r>
-        <w:br/>
-      </w:r>
-      <w:r>
-        <w:br/>
-      </w:r>
-      <w:r>
-        <w:rPr>
-          <w:rStyle w:val="NormalTok"/>
-        </w:rPr>
-        <w:t xml:space="preserve">arima_baseline </w:t>
-      </w:r>
-      <w:r>
-        <w:rPr>
-          <w:rStyle w:val="OtherTok"/>
-        </w:rPr>
-        <w:t xml:space="preserve">&lt;-</w:t>
-      </w:r>
-      <w:r>
-        <w:rPr>
-          <w:rStyle w:val="NormalTok"/>
-        </w:rPr>
-        <w:t xml:space="preserve"> </w:t>
-      </w:r>
-      <w:r>
-        <w:rPr>
-          <w:rStyle w:val="FunctionTok"/>
-        </w:rPr>
-        <w:t xml:space="preserve">ts_arima</w:t>
-      </w:r>
-      <w:r>
-        <w:rPr>
-          <w:rStyle w:val="NormalTok"/>
-        </w:rPr>
-        <w:t xml:space="preserve">()</w:t>
-      </w:r>
-      <w:r>
-        <w:br/>
-      </w:r>
-      <w:r>
-        <w:rPr>
-          <w:rStyle w:val="NormalTok"/>
-        </w:rPr>
-        <w:t xml:space="preserve">arima_baseline </w:t>
-      </w:r>
-      <w:r>
-        <w:rPr>
-          <w:rStyle w:val="OtherTok"/>
-        </w:rPr>
-        <w:t xml:space="preserve">&lt;-</w:t>
-      </w:r>
-      <w:r>
-        <w:rPr>
-          <w:rStyle w:val="NormalTok"/>
-        </w:rPr>
-        <w:t xml:space="preserve"> </w:t>
-      </w:r>
-      <w:r>
-        <w:rPr>
-          <w:rStyle w:val="FunctionTok"/>
-        </w:rPr>
-        <w:t xml:space="preserve">fit</w:t>
-      </w:r>
-      <w:r>
-        <w:rPr>
-          <w:rStyle w:val="NormalTok"/>
-        </w:rPr>
-        <w:t xml:space="preserve">(arima_baseline, </w:t>
-      </w:r>
-      <w:r>
-        <w:rPr>
-          <w:rStyle w:val="AttributeTok"/>
-        </w:rPr>
-        <w:t xml:space="preserve">x =</w:t>
-      </w:r>
-      <w:r>
-        <w:rPr>
-          <w:rStyle w:val="NormalTok"/>
-        </w:rPr>
-        <w:t xml:space="preserve"> close_samp</w:t>
-      </w:r>
-      <w:r>
-        <w:rPr>
-          <w:rStyle w:val="SpecialCharTok"/>
-        </w:rPr>
-        <w:t xml:space="preserve">$</w:t>
-      </w:r>
-      <w:r>
-        <w:rPr>
-          <w:rStyle w:val="NormalTok"/>
-        </w:rPr>
-        <w:t xml:space="preserve">train)</w:t>
-      </w:r>
-      <w:r>
-        <w:br/>
-      </w:r>
-      <w:r>
-        <w:br/>
-      </w:r>
-      <w:r>
-        <w:rPr>
-          <w:rStyle w:val="NormalTok"/>
-        </w:rPr>
-        <w:t xml:space="preserve">pred_arima </w:t>
-      </w:r>
-      <w:r>
-        <w:rPr>
-          <w:rStyle w:val="OtherTok"/>
-        </w:rPr>
-        <w:t xml:space="preserve">&lt;-</w:t>
-      </w:r>
-      <w:r>
-        <w:rPr>
-          <w:rStyle w:val="NormalTok"/>
-        </w:rPr>
-        <w:t xml:space="preserve"> </w:t>
-      </w:r>
-      <w:r>
-        <w:rPr>
-          <w:rStyle w:val="FunctionTok"/>
-        </w:rPr>
-        <w:t xml:space="preserve">predict</w:t>
-      </w:r>
-      <w:r>
-        <w:rPr>
-          <w:rStyle w:val="NormalTok"/>
-        </w:rPr>
-        <w:t xml:space="preserve">(arima_baseline, </w:t>
-      </w:r>
-      <w:r>
-        <w:rPr>
-          <w:rStyle w:val="AttributeTok"/>
-        </w:rPr>
-        <w:t xml:space="preserve">x =</w:t>
-      </w:r>
-      <w:r>
-        <w:rPr>
-          <w:rStyle w:val="NormalTok"/>
-        </w:rPr>
-        <w:t xml:space="preserve"> close_samp</w:t>
-      </w:r>
-      <w:r>
-        <w:rPr>
-          <w:rStyle w:val="SpecialCharTok"/>
-        </w:rPr>
-        <w:t xml:space="preserve">$</w:t>
-      </w:r>
-      <w:r>
-        <w:rPr>
-          <w:rStyle w:val="NormalTok"/>
-        </w:rPr>
-        <w:t xml:space="preserve">test[</w:t>
-      </w:r>
-      <w:r>
-        <w:rPr>
-          <w:rStyle w:val="DecValTok"/>
-        </w:rPr>
-        <w:t xml:space="preserve">1</w:t>
-      </w:r>
-      <w:r>
-        <w:rPr>
-          <w:rStyle w:val="NormalTok"/>
-        </w:rPr>
-        <w:t xml:space="preserve">,], </w:t>
-      </w:r>
-      <w:r>
-        <w:rPr>
-          <w:rStyle w:val="AttributeTok"/>
-        </w:rPr>
-        <w:t xml:space="preserve">steps_ahead =</w:t>
-      </w:r>
-      <w:r>
-        <w:rPr>
-          <w:rStyle w:val="NormalTok"/>
-        </w:rPr>
-        <w:t xml:space="preserve"> </w:t>
-      </w:r>
-      <w:r>
-        <w:rPr>
-          <w:rStyle w:val="DecValTok"/>
-        </w:rPr>
-        <w:t xml:space="preserve">5</w:t>
-      </w:r>
-      <w:r>
-        <w:rPr>
-          <w:rStyle w:val="NormalTok"/>
-        </w:rPr>
-        <w:t xml:space="preserve">)</w:t>
-      </w:r>
-      <w:r>
-        <w:br/>
-      </w:r>
-      <w:r>
-        <w:rPr>
-          <w:rStyle w:val="NormalTok"/>
-        </w:rPr>
-        <w:t xml:space="preserve">pred_arima </w:t>
-      </w:r>
-      <w:r>
-        <w:rPr>
-          <w:rStyle w:val="OtherTok"/>
-        </w:rPr>
-        <w:t xml:space="preserve">&lt;-</w:t>
-      </w:r>
-      <w:r>
-        <w:rPr>
-          <w:rStyle w:val="NormalTok"/>
-        </w:rPr>
-        <w:t xml:space="preserve"> </w:t>
-      </w:r>
-      <w:r>
-        <w:rPr>
-          <w:rStyle w:val="FunctionTok"/>
-        </w:rPr>
-        <w:t xml:space="preserve">as.vector</w:t>
-      </w:r>
-      <w:r>
-        <w:rPr>
-          <w:rStyle w:val="NormalTok"/>
-        </w:rPr>
-        <w:t xml:space="preserve">(pred_arima)</w:t>
-      </w:r>
-      <w:r>
-        <w:br/>
-      </w:r>
-      <w:r>
-        <w:rPr>
-          <w:rStyle w:val="NormalTok"/>
-        </w:rPr>
-        <w:t xml:space="preserve">ev_arima </w:t>
-      </w:r>
-      <w:r>
-        <w:rPr>
-          <w:rStyle w:val="OtherTok"/>
-        </w:rPr>
-        <w:t xml:space="preserve">&lt;-</w:t>
-      </w:r>
-      <w:r>
-        <w:rPr>
-          <w:rStyle w:val="NormalTok"/>
-        </w:rPr>
-        <w:t xml:space="preserve"> </w:t>
-      </w:r>
-      <w:r>
-        <w:rPr>
-          <w:rStyle w:val="FunctionTok"/>
-        </w:rPr>
-        <w:t xml:space="preserve">evaluate</w:t>
-      </w:r>
-      <w:r>
-        <w:rPr>
-          <w:rStyle w:val="NormalTok"/>
-        </w:rPr>
-        <w:t xml:space="preserve">(arima_baseline, </w:t>
-      </w:r>
-      <w:r>
-        <w:rPr>
-          <w:rStyle w:val="FunctionTok"/>
-        </w:rPr>
-        <w:t xml:space="preserve">as.vector</w:t>
-      </w:r>
-      <w:r>
-        <w:rPr>
-          <w:rStyle w:val="NormalTok"/>
-        </w:rPr>
-        <w:t xml:space="preserve">(close_samp</w:t>
-      </w:r>
-      <w:r>
-        <w:rPr>
-          <w:rStyle w:val="SpecialCharTok"/>
-        </w:rPr>
-        <w:t xml:space="preserve">$</w:t>
-      </w:r>
-      <w:r>
-        <w:rPr>
-          <w:rStyle w:val="NormalTok"/>
-        </w:rPr>
-        <w:t xml:space="preserve">test), pred_arima)</w:t>
-      </w:r>
-      <w:r>
-        <w:br/>
-      </w:r>
-      <w:r>
-        <w:rPr>
-          <w:rStyle w:val="NormalTok"/>
-        </w:rPr>
-        <w:t xml:space="preserve">ev_arima</w:t>
-      </w:r>
-      <w:r>
-        <w:rPr>
-          <w:rStyle w:val="SpecialCharTok"/>
-        </w:rPr>
-        <w:t xml:space="preserve">$</w:t>
-      </w:r>
-      <w:r>
-        <w:rPr>
-          <w:rStyle w:val="NormalTok"/>
-        </w:rPr>
-        <w:t xml:space="preserve">metrics</w:t>
+        <w:pStyle w:val="FirstParagraph"/>
+      </w:pPr>
+      <w:r>
+        <w:t xml:space="preserve">Before introducing the multivariate workflow, we build a direct univariate</w:t>
+      </w:r>
+      <w:r>
+        <w:t xml:space="preserve"> </w:t>
+      </w:r>
+      <w:r>
+        <w:t xml:space="preserve">baseline on the closing price itself. This keeps the interpretation honest: we</w:t>
+      </w:r>
+      <w:r>
+        <w:t xml:space="preserve"> </w:t>
+      </w:r>
+      <w:r>
+        <w:t xml:space="preserve">first ask how far a classical</w:t>
+      </w:r>
+      <w:r>
+        <w:t xml:space="preserve"> </w:t>
+      </w:r>
+      <w:r>
+        <w:rPr>
+          <w:rStyle w:val="VerbatimChar"/>
+        </w:rPr>
+        <w:t xml:space="preserve">ARIMA</w:t>
+      </w:r>
+      <w:r>
+        <w:t xml:space="preserve"> </w:t>
+      </w:r>
+      <w:r>
+        <w:t xml:space="preserve">can go before bringing in the auxiliary</w:t>
+      </w:r>
+      <w:r>
+        <w:t xml:space="preserve"> </w:t>
+      </w:r>
+      <w:r>
+        <w:t xml:space="preserve">variables.</w:t>
       </w:r>
     </w:p>
     <w:p>
@@ -1470,6 +1449,422 @@
       </w:pPr>
       <w:r>
         <w:rPr>
+          <w:rStyle w:val="NormalTok"/>
+        </w:rPr>
+        <w:t xml:space="preserve">close_ts </w:t>
+      </w:r>
+      <w:r>
+        <w:rPr>
+          <w:rStyle w:val="OtherTok"/>
+        </w:rPr>
+        <w:t xml:space="preserve">&lt;-</w:t>
+      </w:r>
+      <w:r>
+        <w:rPr>
+          <w:rStyle w:val="NormalTok"/>
+        </w:rPr>
+        <w:t xml:space="preserve"> </w:t>
+      </w:r>
+      <w:r>
+        <w:rPr>
+          <w:rStyle w:val="FunctionTok"/>
+        </w:rPr>
+        <w:t xml:space="preserve">ts_data</w:t>
+      </w:r>
+      <w:r>
+        <w:rPr>
+          <w:rStyle w:val="NormalTok"/>
+        </w:rPr>
+        <w:t xml:space="preserve">(ticker</w:t>
+      </w:r>
+      <w:r>
+        <w:rPr>
+          <w:rStyle w:val="SpecialCharTok"/>
+        </w:rPr>
+        <w:t xml:space="preserve">$</w:t>
+      </w:r>
+      <w:r>
+        <w:rPr>
+          <w:rStyle w:val="NormalTok"/>
+        </w:rPr>
+        <w:t xml:space="preserve">close, </w:t>
+      </w:r>
+      <w:r>
+        <w:rPr>
+          <w:rStyle w:val="DecValTok"/>
+        </w:rPr>
+        <w:t xml:space="preserve">1</w:t>
+      </w:r>
+      <w:r>
+        <w:rPr>
+          <w:rStyle w:val="NormalTok"/>
+        </w:rPr>
+        <w:t xml:space="preserve">)</w:t>
+      </w:r>
+      <w:r>
+        <w:br/>
+      </w:r>
+      <w:r>
+        <w:rPr>
+          <w:rStyle w:val="NormalTok"/>
+        </w:rPr>
+        <w:t xml:space="preserve">close_samp </w:t>
+      </w:r>
+      <w:r>
+        <w:rPr>
+          <w:rStyle w:val="OtherTok"/>
+        </w:rPr>
+        <w:t xml:space="preserve">&lt;-</w:t>
+      </w:r>
+      <w:r>
+        <w:rPr>
+          <w:rStyle w:val="NormalTok"/>
+        </w:rPr>
+        <w:t xml:space="preserve"> </w:t>
+      </w:r>
+      <w:r>
+        <w:rPr>
+          <w:rStyle w:val="FunctionTok"/>
+        </w:rPr>
+        <w:t xml:space="preserve">ts_sample</w:t>
+      </w:r>
+      <w:r>
+        <w:rPr>
+          <w:rStyle w:val="NormalTok"/>
+        </w:rPr>
+        <w:t xml:space="preserve">(close_ts, </w:t>
+      </w:r>
+      <w:r>
+        <w:rPr>
+          <w:rStyle w:val="AttributeTok"/>
+        </w:rPr>
+        <w:t xml:space="preserve">test_size =</w:t>
+      </w:r>
+      <w:r>
+        <w:rPr>
+          <w:rStyle w:val="NormalTok"/>
+        </w:rPr>
+        <w:t xml:space="preserve"> </w:t>
+      </w:r>
+      <w:r>
+        <w:rPr>
+          <w:rStyle w:val="DecValTok"/>
+        </w:rPr>
+        <w:t xml:space="preserve">5</w:t>
+      </w:r>
+      <w:r>
+        <w:rPr>
+          <w:rStyle w:val="NormalTok"/>
+        </w:rPr>
+        <w:t xml:space="preserve">)</w:t>
+      </w:r>
+      <w:r>
+        <w:br/>
+      </w:r>
+      <w:r>
+        <w:br/>
+      </w:r>
+      <w:r>
+        <w:rPr>
+          <w:rStyle w:val="NormalTok"/>
+        </w:rPr>
+        <w:t xml:space="preserve">arima_baseline </w:t>
+      </w:r>
+      <w:r>
+        <w:rPr>
+          <w:rStyle w:val="OtherTok"/>
+        </w:rPr>
+        <w:t xml:space="preserve">&lt;-</w:t>
+      </w:r>
+      <w:r>
+        <w:rPr>
+          <w:rStyle w:val="NormalTok"/>
+        </w:rPr>
+        <w:t xml:space="preserve"> </w:t>
+      </w:r>
+      <w:r>
+        <w:rPr>
+          <w:rStyle w:val="FunctionTok"/>
+        </w:rPr>
+        <w:t xml:space="preserve">ts_arima</w:t>
+      </w:r>
+      <w:r>
+        <w:rPr>
+          <w:rStyle w:val="NormalTok"/>
+        </w:rPr>
+        <w:t xml:space="preserve">()</w:t>
+      </w:r>
+      <w:r>
+        <w:br/>
+      </w:r>
+      <w:r>
+        <w:rPr>
+          <w:rStyle w:val="NormalTok"/>
+        </w:rPr>
+        <w:t xml:space="preserve">arima_baseline </w:t>
+      </w:r>
+      <w:r>
+        <w:rPr>
+          <w:rStyle w:val="OtherTok"/>
+        </w:rPr>
+        <w:t xml:space="preserve">&lt;-</w:t>
+      </w:r>
+      <w:r>
+        <w:rPr>
+          <w:rStyle w:val="NormalTok"/>
+        </w:rPr>
+        <w:t xml:space="preserve"> </w:t>
+      </w:r>
+      <w:r>
+        <w:rPr>
+          <w:rStyle w:val="FunctionTok"/>
+        </w:rPr>
+        <w:t xml:space="preserve">fit</w:t>
+      </w:r>
+      <w:r>
+        <w:rPr>
+          <w:rStyle w:val="NormalTok"/>
+        </w:rPr>
+        <w:t xml:space="preserve">(arima_baseline, </w:t>
+      </w:r>
+      <w:r>
+        <w:rPr>
+          <w:rStyle w:val="AttributeTok"/>
+        </w:rPr>
+        <w:t xml:space="preserve">x =</w:t>
+      </w:r>
+      <w:r>
+        <w:rPr>
+          <w:rStyle w:val="NormalTok"/>
+        </w:rPr>
+        <w:t xml:space="preserve"> close_samp</w:t>
+      </w:r>
+      <w:r>
+        <w:rPr>
+          <w:rStyle w:val="SpecialCharTok"/>
+        </w:rPr>
+        <w:t xml:space="preserve">$</w:t>
+      </w:r>
+      <w:r>
+        <w:rPr>
+          <w:rStyle w:val="NormalTok"/>
+        </w:rPr>
+        <w:t xml:space="preserve">train)</w:t>
+      </w:r>
+      <w:r>
+        <w:br/>
+      </w:r>
+      <w:r>
+        <w:br/>
+      </w:r>
+      <w:r>
+        <w:rPr>
+          <w:rStyle w:val="NormalTok"/>
+        </w:rPr>
+        <w:t xml:space="preserve">pred_arima </w:t>
+      </w:r>
+      <w:r>
+        <w:rPr>
+          <w:rStyle w:val="OtherTok"/>
+        </w:rPr>
+        <w:t xml:space="preserve">&lt;-</w:t>
+      </w:r>
+      <w:r>
+        <w:rPr>
+          <w:rStyle w:val="NormalTok"/>
+        </w:rPr>
+        <w:t xml:space="preserve"> </w:t>
+      </w:r>
+      <w:r>
+        <w:rPr>
+          <w:rStyle w:val="FunctionTok"/>
+        </w:rPr>
+        <w:t xml:space="preserve">predict</w:t>
+      </w:r>
+      <w:r>
+        <w:rPr>
+          <w:rStyle w:val="NormalTok"/>
+        </w:rPr>
+        <w:t xml:space="preserve">(arima_baseline, </w:t>
+      </w:r>
+      <w:r>
+        <w:rPr>
+          <w:rStyle w:val="AttributeTok"/>
+        </w:rPr>
+        <w:t xml:space="preserve">x =</w:t>
+      </w:r>
+      <w:r>
+        <w:rPr>
+          <w:rStyle w:val="NormalTok"/>
+        </w:rPr>
+        <w:t xml:space="preserve"> close_samp</w:t>
+      </w:r>
+      <w:r>
+        <w:rPr>
+          <w:rStyle w:val="SpecialCharTok"/>
+        </w:rPr>
+        <w:t xml:space="preserve">$</w:t>
+      </w:r>
+      <w:r>
+        <w:rPr>
+          <w:rStyle w:val="NormalTok"/>
+        </w:rPr>
+        <w:t xml:space="preserve">test[</w:t>
+      </w:r>
+      <w:r>
+        <w:rPr>
+          <w:rStyle w:val="DecValTok"/>
+        </w:rPr>
+        <w:t xml:space="preserve">1</w:t>
+      </w:r>
+      <w:r>
+        <w:rPr>
+          <w:rStyle w:val="NormalTok"/>
+        </w:rPr>
+        <w:t xml:space="preserve">,], </w:t>
+      </w:r>
+      <w:r>
+        <w:rPr>
+          <w:rStyle w:val="AttributeTok"/>
+        </w:rPr>
+        <w:t xml:space="preserve">steps_ahead =</w:t>
+      </w:r>
+      <w:r>
+        <w:rPr>
+          <w:rStyle w:val="NormalTok"/>
+        </w:rPr>
+        <w:t xml:space="preserve"> </w:t>
+      </w:r>
+      <w:r>
+        <w:rPr>
+          <w:rStyle w:val="DecValTok"/>
+        </w:rPr>
+        <w:t xml:space="preserve">5</w:t>
+      </w:r>
+      <w:r>
+        <w:rPr>
+          <w:rStyle w:val="NormalTok"/>
+        </w:rPr>
+        <w:t xml:space="preserve">)</w:t>
+      </w:r>
+      <w:r>
+        <w:br/>
+      </w:r>
+      <w:r>
+        <w:rPr>
+          <w:rStyle w:val="NormalTok"/>
+        </w:rPr>
+        <w:t xml:space="preserve">pred_arima </w:t>
+      </w:r>
+      <w:r>
+        <w:rPr>
+          <w:rStyle w:val="OtherTok"/>
+        </w:rPr>
+        <w:t xml:space="preserve">&lt;-</w:t>
+      </w:r>
+      <w:r>
+        <w:rPr>
+          <w:rStyle w:val="NormalTok"/>
+        </w:rPr>
+        <w:t xml:space="preserve"> </w:t>
+      </w:r>
+      <w:r>
+        <w:rPr>
+          <w:rStyle w:val="FunctionTok"/>
+        </w:rPr>
+        <w:t xml:space="preserve">as.vector</w:t>
+      </w:r>
+      <w:r>
+        <w:rPr>
+          <w:rStyle w:val="NormalTok"/>
+        </w:rPr>
+        <w:t xml:space="preserve">(pred_arima)</w:t>
+      </w:r>
+      <w:r>
+        <w:br/>
+      </w:r>
+      <w:r>
+        <w:rPr>
+          <w:rStyle w:val="NormalTok"/>
+        </w:rPr>
+        <w:t xml:space="preserve">ev_arima </w:t>
+      </w:r>
+      <w:r>
+        <w:rPr>
+          <w:rStyle w:val="OtherTok"/>
+        </w:rPr>
+        <w:t xml:space="preserve">&lt;-</w:t>
+      </w:r>
+      <w:r>
+        <w:rPr>
+          <w:rStyle w:val="NormalTok"/>
+        </w:rPr>
+        <w:t xml:space="preserve"> </w:t>
+      </w:r>
+      <w:r>
+        <w:rPr>
+          <w:rStyle w:val="FunctionTok"/>
+        </w:rPr>
+        <w:t xml:space="preserve">evaluate</w:t>
+      </w:r>
+      <w:r>
+        <w:rPr>
+          <w:rStyle w:val="NormalTok"/>
+        </w:rPr>
+        <w:t xml:space="preserve">(arima_baseline, </w:t>
+      </w:r>
+      <w:r>
+        <w:rPr>
+          <w:rStyle w:val="FunctionTok"/>
+        </w:rPr>
+        <w:t xml:space="preserve">as.vector</w:t>
+      </w:r>
+      <w:r>
+        <w:rPr>
+          <w:rStyle w:val="NormalTok"/>
+        </w:rPr>
+        <w:t xml:space="preserve">(close_samp</w:t>
+      </w:r>
+      <w:r>
+        <w:rPr>
+          <w:rStyle w:val="SpecialCharTok"/>
+        </w:rPr>
+        <w:t xml:space="preserve">$</w:t>
+      </w:r>
+      <w:r>
+        <w:rPr>
+          <w:rStyle w:val="NormalTok"/>
+        </w:rPr>
+        <w:t xml:space="preserve">test), pred_arima)</w:t>
+      </w:r>
+      <w:r>
+        <w:br/>
+      </w:r>
+      <w:r>
+        <w:rPr>
+          <w:rStyle w:val="NormalTok"/>
+        </w:rPr>
+        <w:t xml:space="preserve">ev_arima</w:t>
+      </w:r>
+      <w:r>
+        <w:rPr>
+          <w:rStyle w:val="SpecialCharTok"/>
+        </w:rPr>
+        <w:t xml:space="preserve">$</w:t>
+      </w:r>
+      <w:r>
+        <w:rPr>
+          <w:rStyle w:val="NormalTok"/>
+        </w:rPr>
+        <w:t xml:space="preserve">metrics</w:t>
+      </w:r>
+    </w:p>
+    <w:p>
+      <w:pPr>
+        <w:pStyle w:val="SourceCode"/>
+      </w:pPr>
+      <w:r>
+        <w:rPr>
           <w:rStyle w:val="VerbatimChar"/>
         </w:rPr>
         <w:t xml:space="preserve">##        mse      smape        R2</w:t>
@@ -1481,7 +1876,7 @@
         <w:rPr>
           <w:rStyle w:val="VerbatimChar"/>
         </w:rPr>
-        <w:t xml:space="preserve">## 1 4.904158 0.02269408 -2.053065</w:t>
+        <w:t xml:space="preserve">## 1 6.769314 0.02329485 -2.204775</w:t>
       </w:r>
     </w:p>
     <w:p>
@@ -2995,7 +3390,7 @@
         <w:rPr>
           <w:rStyle w:val="VerbatimChar"/>
         </w:rPr>
-        <w:t xml:space="preserve">## [1] 88.5635</w:t>
+        <w:t xml:space="preserve">## [1] 86.1927</w:t>
       </w:r>
     </w:p>
     <w:p>
@@ -3082,7 +3477,7 @@
         <w:rPr>
           <w:rStyle w:val="VerbatimChar"/>
         </w:rPr>
-        <w:t xml:space="preserve">## [1] 88.5635 87.4750 87.6003 87.4603 87.5465</w:t>
+        <w:t xml:space="preserve">## [1] 86.1927 86.1368 85.7986 85.7490 85.7441</w:t>
       </w:r>
     </w:p>
     <w:p>
@@ -3202,7 +3597,7 @@
         <w:rPr>
           <w:rStyle w:val="VerbatimChar"/>
         </w:rPr>
-        <w:t xml:space="preserve">## [1] 88.5635 87.4750 87.6003 87.4603 87.5465</w:t>
+        <w:t xml:space="preserve">## [1] 86.1927 86.1368 85.7986 85.7490 85.7441</w:t>
       </w:r>
       <w:r>
         <w:br/>
@@ -3238,7 +3633,7 @@
         <w:rPr>
           <w:rStyle w:val="VerbatimChar"/>
         </w:rPr>
-        <w:t xml:space="preserve">## [1] 85.80139 88.61880 89.57019 87.88007 88.15521</w:t>
+        <w:t xml:space="preserve">## [1] 85.78517 84.00956 85.78546 86.87644 85.34103</w:t>
       </w:r>
       <w:r>
         <w:br/>
@@ -3265,7 +3660,7 @@
         <w:rPr>
           <w:rStyle w:val="VerbatimChar"/>
         </w:rPr>
-        <w:t xml:space="preserve">## [1] 90.64456 90.82650 89.66789 89.05472 89.18879</w:t>
+        <w:t xml:space="preserve">## [1] 85.99456 87.11913 87.63444 86.98998 86.67025</w:t>
       </w:r>
       <w:r>
         <w:br/>
@@ -3292,7 +3687,7 @@
         <w:rPr>
           <w:rStyle w:val="VerbatimChar"/>
         </w:rPr>
-        <w:t xml:space="preserve">## [1] 86.76855 86.95671 86.91732 87.05260 86.91490</w:t>
+        <w:t xml:space="preserve">## [1] 82.20966 82.47191 82.21620 82.24374 82.37079</w:t>
       </w:r>
       <w:r>
         <w:br/>
@@ -3319,7 +3714,7 @@
         <w:rPr>
           <w:rStyle w:val="VerbatimChar"/>
         </w:rPr>
-        <w:t xml:space="preserve">## [1] 34433500 35625440 34347888 32881186 34999543</w:t>
+        <w:t xml:space="preserve">## [1] 33076060 33506772 34513366 33013400 31279800</w:t>
       </w:r>
       <w:r>
         <w:br/>
@@ -3722,7 +4117,7 @@
               <a:graphicData uri="http://schemas.openxmlformats.org/drawingml/2006/picture">
                 <pic:pic>
                   <pic:nvPicPr>
-                    <pic:cNvPr descr="C:\Git\cefet-rj-dal\tspredit\examples\multivariate\doc\10-stock-close-regression_files/dd727832b88b34188e4d68996a7c0cb4cfdbc69a.png" id="11" name="Picture"/>
+                    <pic:cNvPr descr="C:\Git\cefet-rj-dal\tspredit\examples\multivariate\doc\10-stock-close-regression_files/656cda336f375b7f6df511542a618608a635ecf1.png" id="11" name="Picture"/>
                     <pic:cNvPicPr>
                       <a:picLocks noChangeArrowheads="1" noChangeAspect="1"/>
                     </pic:cNvPicPr>
@@ -3800,7 +4195,7 @@
               <a:graphicData uri="http://schemas.openxmlformats.org/drawingml/2006/picture">
                 <pic:pic>
                   <pic:nvPicPr>
-                    <pic:cNvPr descr="C:\Git\cefet-rj-dal\tspredit\examples\multivariate\doc\10-stock-close-regression_files/569d2500a1611d3fccba98864d1720891809db98.png" id="14" name="Picture"/>
+                    <pic:cNvPr descr="C:\Git\cefet-rj-dal\tspredit\examples\multivariate\doc\10-stock-close-regression_files/c84d6a449ec9c015cbbded84baf7cf2bf8914a2a.png" id="14" name="Picture"/>
                     <pic:cNvPicPr>
                       <a:picLocks noChangeArrowheads="1" noChangeAspect="1"/>
                     </pic:cNvPicPr>
@@ -3878,7 +4273,7 @@
               <a:graphicData uri="http://schemas.openxmlformats.org/drawingml/2006/picture">
                 <pic:pic>
                   <pic:nvPicPr>
-                    <pic:cNvPr descr="C:\Git\cefet-rj-dal\tspredit\examples\multivariate\doc\10-stock-close-regression_files/ff5886af68c6a395304a1411041530f6d043bf0c.png" id="17" name="Picture"/>
+                    <pic:cNvPr descr="C:\Git\cefet-rj-dal\tspredit\examples\multivariate\doc\10-stock-close-regression_files/3e0be8840d0256699c0f0a8a2066bd8794052448.png" id="17" name="Picture"/>
                     <pic:cNvPicPr>
                       <a:picLocks noChangeArrowheads="1" noChangeAspect="1"/>
                     </pic:cNvPicPr>
@@ -4058,16 +4453,16 @@
         <w:rPr>
           <w:rStyle w:val="VerbatimChar"/>
         </w:rPr>
-        <w:t xml:space="preserve">##       mse      smape        R2</w:t>
-      </w:r>
-      <w:r>
-        <w:br/>
-      </w:r>
-      <w:r>
-        <w:rPr>
-          <w:rStyle w:val="VerbatimChar"/>
-        </w:rPr>
-        <w:t xml:space="preserve">## 1 1.19053 0.01033564 0.2588403</w:t>
+        <w:t xml:space="preserve">##        mse      smape        R2</w:t>
+      </w:r>
+      <w:r>
+        <w:br/>
+      </w:r>
+      <w:r>
+        <w:rPr>
+          <w:rStyle w:val="VerbatimChar"/>
+        </w:rPr>
+        <w:t xml:space="preserve">## 1 4.312106 0.01930004 -1.041467</w:t>
       </w:r>
     </w:p>
     <w:p>
@@ -4184,25 +4579,25 @@
         <w:rPr>
           <w:rStyle w:val="VerbatimChar"/>
         </w:rPr>
-        <w:t xml:space="preserve">##                  mse      smape         R2</w:t>
-      </w:r>
-      <w:r>
-        <w:br/>
-      </w:r>
-      <w:r>
-        <w:rPr>
-          <w:rStyle w:val="VerbatimChar"/>
-        </w:rPr>
-        <w:t xml:space="preserve">## ARIMA_close 4.904158 0.02269408 -2.0530650</w:t>
-      </w:r>
-      <w:r>
-        <w:br/>
-      </w:r>
-      <w:r>
-        <w:rPr>
-          <w:rStyle w:val="VerbatimChar"/>
-        </w:rPr>
-        <w:t xml:space="preserve">## MV_mixed    1.190530 0.01033564  0.2588403</w:t>
+        <w:t xml:space="preserve">##                  mse      smape        R2</w:t>
+      </w:r>
+      <w:r>
+        <w:br/>
+      </w:r>
+      <w:r>
+        <w:rPr>
+          <w:rStyle w:val="VerbatimChar"/>
+        </w:rPr>
+        <w:t xml:space="preserve">## ARIMA_close 6.769314 0.02329485 -2.204775</w:t>
+      </w:r>
+      <w:r>
+        <w:br/>
+      </w:r>
+      <w:r>
+        <w:rPr>
+          <w:rStyle w:val="VerbatimChar"/>
+        </w:rPr>
+        <w:t xml:space="preserve">## MV_mixed    4.312106 0.01930004 -1.041467</w:t>
       </w:r>
     </w:p>
     <w:p>

--- a/examples/multivariate/doc/10-stock-close-regression.docx
+++ b/examples/multivariate/doc/10-stock-close-regression.docx
@@ -2,7 +2,7 @@
 <file path=word/document.xml><?xml version="1.0" encoding="utf-8"?>
 <w:document xmlns:w="http://schemas.openxmlformats.org/wordprocessingml/2006/main" xmlns:m="http://schemas.openxmlformats.org/officeDocument/2006/math" xmlns:r="http://schemas.openxmlformats.org/officeDocument/2006/relationships" xmlns:o="urn:schemas-microsoft-com:office:office" xmlns:v="urn:schemas-microsoft-com:vml" xmlns:w10="urn:schemas-microsoft-com:office:word" xmlns:a="http://schemas.openxmlformats.org/drawingml/2006/main" xmlns:pic="http://schemas.openxmlformats.org/drawingml/2006/picture" xmlns:wp="http://schemas.openxmlformats.org/drawingml/2006/wordprocessingDrawing">
   <w:body>
-    <w:bookmarkStart w:id="18" w:name="X144eada3df4197e8ca5cd1be3028b3472c765d5"/>
+    <w:bookmarkStart w:id="12" w:name="X144eada3df4197e8ca5cd1be3028b3472c765d5"/>
     <w:p>
       <w:pPr>
         <w:pStyle w:val="Heading2"/>
@@ -1882,6 +1882,38 @@
     <w:p>
       <w:pPr>
         <w:pStyle w:val="FirstParagraph"/>
+      </w:pPr>
+      <w:r>
+        <w:t xml:space="preserve">The multivariate experiment below follows the same structure used in the model</w:t>
+      </w:r>
+      <w:r>
+        <w:t xml:space="preserve"> </w:t>
+      </w:r>
+      <w:r>
+        <w:t xml:space="preserve">comparison notebooks that come next: fit the system, inspect the one-step</w:t>
+      </w:r>
+      <w:r>
+        <w:t xml:space="preserve"> </w:t>
+      </w:r>
+      <w:r>
+        <w:t xml:space="preserve">target forecast, inspect the five-step target forecast, inspect the full</w:t>
+      </w:r>
+      <w:r>
+        <w:t xml:space="preserve"> </w:t>
+      </w:r>
+      <w:r>
+        <w:t xml:space="preserve">multivariate forecast table, plot the target, and evaluate the target</w:t>
+      </w:r>
+      <w:r>
+        <w:t xml:space="preserve"> </w:t>
+      </w:r>
+      <w:r>
+        <w:t xml:space="preserve">trajectory.</w:t>
+      </w:r>
+    </w:p>
+    <w:p>
+      <w:pPr>
+        <w:pStyle w:val="BodyText"/>
       </w:pPr>
       <w:r>
         <w:t xml:space="preserve">This time, the auxiliary variables are not deterministic. We therefore assign</w:t>
@@ -3392,6 +3424,240 @@
         </w:rPr>
         <w:t xml:space="preserve">## [1] 86.1927</w:t>
       </w:r>
+      <w:r>
+        <w:br/>
+      </w:r>
+      <w:r>
+        <w:rPr>
+          <w:rStyle w:val="VerbatimChar"/>
+        </w:rPr>
+        <w:t xml:space="preserve">## attr(,"y_name")</w:t>
+      </w:r>
+      <w:r>
+        <w:br/>
+      </w:r>
+      <w:r>
+        <w:rPr>
+          <w:rStyle w:val="VerbatimChar"/>
+        </w:rPr>
+        <w:t xml:space="preserve">## [1] "close"</w:t>
+      </w:r>
+      <w:r>
+        <w:br/>
+      </w:r>
+      <w:r>
+        <w:rPr>
+          <w:rStyle w:val="VerbatimChar"/>
+        </w:rPr>
+        <w:t xml:space="preserve">## attr(,"x_names")</w:t>
+      </w:r>
+      <w:r>
+        <w:br/>
+      </w:r>
+      <w:r>
+        <w:rPr>
+          <w:rStyle w:val="VerbatimChar"/>
+        </w:rPr>
+        <w:t xml:space="preserve">## [1] "open"   "high"   "low"    "volume"</w:t>
+      </w:r>
+      <w:r>
+        <w:br/>
+      </w:r>
+      <w:r>
+        <w:rPr>
+          <w:rStyle w:val="VerbatimChar"/>
+        </w:rPr>
+        <w:t xml:space="preserve">## attr(,"variables")</w:t>
+      </w:r>
+      <w:r>
+        <w:br/>
+      </w:r>
+      <w:r>
+        <w:rPr>
+          <w:rStyle w:val="VerbatimChar"/>
+        </w:rPr>
+        <w:t xml:space="preserve">## [1] "close"  "open"   "high"   "low"    "volume"</w:t>
+      </w:r>
+      <w:r>
+        <w:br/>
+      </w:r>
+      <w:r>
+        <w:rPr>
+          <w:rStyle w:val="VerbatimChar"/>
+        </w:rPr>
+        <w:t xml:space="preserve">## attr(,"steps_ahead")</w:t>
+      </w:r>
+      <w:r>
+        <w:br/>
+      </w:r>
+      <w:r>
+        <w:rPr>
+          <w:rStyle w:val="VerbatimChar"/>
+        </w:rPr>
+        <w:t xml:space="preserve">## [1] 1</w:t>
+      </w:r>
+      <w:r>
+        <w:br/>
+      </w:r>
+      <w:r>
+        <w:rPr>
+          <w:rStyle w:val="VerbatimChar"/>
+        </w:rPr>
+        <w:t xml:space="preserve">## attr(,"prediction_x")</w:t>
+      </w:r>
+      <w:r>
+        <w:br/>
+      </w:r>
+      <w:r>
+        <w:rPr>
+          <w:rStyle w:val="VerbatimChar"/>
+        </w:rPr>
+        <w:t xml:space="preserve">## attr(,"prediction_x")$open</w:t>
+      </w:r>
+      <w:r>
+        <w:br/>
+      </w:r>
+      <w:r>
+        <w:rPr>
+          <w:rStyle w:val="VerbatimChar"/>
+        </w:rPr>
+        <w:t xml:space="preserve">## [1] 85.78517</w:t>
+      </w:r>
+      <w:r>
+        <w:br/>
+      </w:r>
+      <w:r>
+        <w:rPr>
+          <w:rStyle w:val="VerbatimChar"/>
+        </w:rPr>
+        <w:t xml:space="preserve">## </w:t>
+      </w:r>
+      <w:r>
+        <w:br/>
+      </w:r>
+      <w:r>
+        <w:rPr>
+          <w:rStyle w:val="VerbatimChar"/>
+        </w:rPr>
+        <w:t xml:space="preserve">## attr(,"prediction_x")$high</w:t>
+      </w:r>
+      <w:r>
+        <w:br/>
+      </w:r>
+      <w:r>
+        <w:rPr>
+          <w:rStyle w:val="VerbatimChar"/>
+        </w:rPr>
+        <w:t xml:space="preserve">## [1] 85.99456</w:t>
+      </w:r>
+      <w:r>
+        <w:br/>
+      </w:r>
+      <w:r>
+        <w:rPr>
+          <w:rStyle w:val="VerbatimChar"/>
+        </w:rPr>
+        <w:t xml:space="preserve">## </w:t>
+      </w:r>
+      <w:r>
+        <w:br/>
+      </w:r>
+      <w:r>
+        <w:rPr>
+          <w:rStyle w:val="VerbatimChar"/>
+        </w:rPr>
+        <w:t xml:space="preserve">## attr(,"prediction_x")$low</w:t>
+      </w:r>
+      <w:r>
+        <w:br/>
+      </w:r>
+      <w:r>
+        <w:rPr>
+          <w:rStyle w:val="VerbatimChar"/>
+        </w:rPr>
+        <w:t xml:space="preserve">## [1] 82.20966</w:t>
+      </w:r>
+      <w:r>
+        <w:br/>
+      </w:r>
+      <w:r>
+        <w:rPr>
+          <w:rStyle w:val="VerbatimChar"/>
+        </w:rPr>
+        <w:t xml:space="preserve">## </w:t>
+      </w:r>
+      <w:r>
+        <w:br/>
+      </w:r>
+      <w:r>
+        <w:rPr>
+          <w:rStyle w:val="VerbatimChar"/>
+        </w:rPr>
+        <w:t xml:space="preserve">## attr(,"prediction_x")$volume</w:t>
+      </w:r>
+      <w:r>
+        <w:br/>
+      </w:r>
+      <w:r>
+        <w:rPr>
+          <w:rStyle w:val="VerbatimChar"/>
+        </w:rPr>
+        <w:t xml:space="preserve">## [1] 33076060</w:t>
+      </w:r>
+      <w:r>
+        <w:br/>
+      </w:r>
+      <w:r>
+        <w:rPr>
+          <w:rStyle w:val="VerbatimChar"/>
+        </w:rPr>
+        <w:t xml:space="preserve">## </w:t>
+      </w:r>
+      <w:r>
+        <w:br/>
+      </w:r>
+      <w:r>
+        <w:rPr>
+          <w:rStyle w:val="VerbatimChar"/>
+        </w:rPr>
+        <w:t xml:space="preserve">## attr(,"system")</w:t>
+      </w:r>
+      <w:r>
+        <w:br/>
+      </w:r>
+      <w:r>
+        <w:rPr>
+          <w:rStyle w:val="VerbatimChar"/>
+        </w:rPr>
+        <w:t xml:space="preserve">##     close     open     high      low   volume</w:t>
+      </w:r>
+      <w:r>
+        <w:br/>
+      </w:r>
+      <w:r>
+        <w:rPr>
+          <w:rStyle w:val="VerbatimChar"/>
+        </w:rPr>
+        <w:t xml:space="preserve">## 1 86.1927 85.78517 85.99456 82.20966 33076060</w:t>
+      </w:r>
+      <w:r>
+        <w:br/>
+      </w:r>
+      <w:r>
+        <w:rPr>
+          <w:rStyle w:val="VerbatimChar"/>
+        </w:rPr>
+        <w:t xml:space="preserve">## attr(,"class")</w:t>
+      </w:r>
+      <w:r>
+        <w:br/>
+      </w:r>
+      <w:r>
+        <w:rPr>
+          <w:rStyle w:val="VerbatimChar"/>
+        </w:rPr>
+        <w:t xml:space="preserve">## [1] "ts_mv_prediction" "numeric"</w:t>
+      </w:r>
     </w:p>
     <w:p>
       <w:pPr>
@@ -3479,13 +3745,289 @@
         </w:rPr>
         <w:t xml:space="preserve">## [1] 86.1927 86.1368 85.7986 85.7490 85.7441</w:t>
       </w:r>
+      <w:r>
+        <w:br/>
+      </w:r>
+      <w:r>
+        <w:rPr>
+          <w:rStyle w:val="VerbatimChar"/>
+        </w:rPr>
+        <w:t xml:space="preserve">## attr(,"y_name")</w:t>
+      </w:r>
+      <w:r>
+        <w:br/>
+      </w:r>
+      <w:r>
+        <w:rPr>
+          <w:rStyle w:val="VerbatimChar"/>
+        </w:rPr>
+        <w:t xml:space="preserve">## [1] "close"</w:t>
+      </w:r>
+      <w:r>
+        <w:br/>
+      </w:r>
+      <w:r>
+        <w:rPr>
+          <w:rStyle w:val="VerbatimChar"/>
+        </w:rPr>
+        <w:t xml:space="preserve">## attr(,"x_names")</w:t>
+      </w:r>
+      <w:r>
+        <w:br/>
+      </w:r>
+      <w:r>
+        <w:rPr>
+          <w:rStyle w:val="VerbatimChar"/>
+        </w:rPr>
+        <w:t xml:space="preserve">## [1] "open"   "high"   "low"    "volume"</w:t>
+      </w:r>
+      <w:r>
+        <w:br/>
+      </w:r>
+      <w:r>
+        <w:rPr>
+          <w:rStyle w:val="VerbatimChar"/>
+        </w:rPr>
+        <w:t xml:space="preserve">## attr(,"variables")</w:t>
+      </w:r>
+      <w:r>
+        <w:br/>
+      </w:r>
+      <w:r>
+        <w:rPr>
+          <w:rStyle w:val="VerbatimChar"/>
+        </w:rPr>
+        <w:t xml:space="preserve">## [1] "close"  "open"   "high"   "low"    "volume"</w:t>
+      </w:r>
+      <w:r>
+        <w:br/>
+      </w:r>
+      <w:r>
+        <w:rPr>
+          <w:rStyle w:val="VerbatimChar"/>
+        </w:rPr>
+        <w:t xml:space="preserve">## attr(,"steps_ahead")</w:t>
+      </w:r>
+      <w:r>
+        <w:br/>
+      </w:r>
+      <w:r>
+        <w:rPr>
+          <w:rStyle w:val="VerbatimChar"/>
+        </w:rPr>
+        <w:t xml:space="preserve">## [1] 5</w:t>
+      </w:r>
+      <w:r>
+        <w:br/>
+      </w:r>
+      <w:r>
+        <w:rPr>
+          <w:rStyle w:val="VerbatimChar"/>
+        </w:rPr>
+        <w:t xml:space="preserve">## attr(,"prediction_x")</w:t>
+      </w:r>
+      <w:r>
+        <w:br/>
+      </w:r>
+      <w:r>
+        <w:rPr>
+          <w:rStyle w:val="VerbatimChar"/>
+        </w:rPr>
+        <w:t xml:space="preserve">## attr(,"prediction_x")$open</w:t>
+      </w:r>
+      <w:r>
+        <w:br/>
+      </w:r>
+      <w:r>
+        <w:rPr>
+          <w:rStyle w:val="VerbatimChar"/>
+        </w:rPr>
+        <w:t xml:space="preserve">## [1] 85.78517 84.00956 85.78546 86.87644 85.34103</w:t>
+      </w:r>
+      <w:r>
+        <w:br/>
+      </w:r>
+      <w:r>
+        <w:rPr>
+          <w:rStyle w:val="VerbatimChar"/>
+        </w:rPr>
+        <w:t xml:space="preserve">## </w:t>
+      </w:r>
+      <w:r>
+        <w:br/>
+      </w:r>
+      <w:r>
+        <w:rPr>
+          <w:rStyle w:val="VerbatimChar"/>
+        </w:rPr>
+        <w:t xml:space="preserve">## attr(,"prediction_x")$high</w:t>
+      </w:r>
+      <w:r>
+        <w:br/>
+      </w:r>
+      <w:r>
+        <w:rPr>
+          <w:rStyle w:val="VerbatimChar"/>
+        </w:rPr>
+        <w:t xml:space="preserve">## [1] 85.99456 87.11913 87.63444 86.98998 86.67025</w:t>
+      </w:r>
+      <w:r>
+        <w:br/>
+      </w:r>
+      <w:r>
+        <w:rPr>
+          <w:rStyle w:val="VerbatimChar"/>
+        </w:rPr>
+        <w:t xml:space="preserve">## </w:t>
+      </w:r>
+      <w:r>
+        <w:br/>
+      </w:r>
+      <w:r>
+        <w:rPr>
+          <w:rStyle w:val="VerbatimChar"/>
+        </w:rPr>
+        <w:t xml:space="preserve">## attr(,"prediction_x")$low</w:t>
+      </w:r>
+      <w:r>
+        <w:br/>
+      </w:r>
+      <w:r>
+        <w:rPr>
+          <w:rStyle w:val="VerbatimChar"/>
+        </w:rPr>
+        <w:t xml:space="preserve">## [1] 82.20966 82.47191 82.21620 82.24374 82.37079</w:t>
+      </w:r>
+      <w:r>
+        <w:br/>
+      </w:r>
+      <w:r>
+        <w:rPr>
+          <w:rStyle w:val="VerbatimChar"/>
+        </w:rPr>
+        <w:t xml:space="preserve">## </w:t>
+      </w:r>
+      <w:r>
+        <w:br/>
+      </w:r>
+      <w:r>
+        <w:rPr>
+          <w:rStyle w:val="VerbatimChar"/>
+        </w:rPr>
+        <w:t xml:space="preserve">## attr(,"prediction_x")$volume</w:t>
+      </w:r>
+      <w:r>
+        <w:br/>
+      </w:r>
+      <w:r>
+        <w:rPr>
+          <w:rStyle w:val="VerbatimChar"/>
+        </w:rPr>
+        <w:t xml:space="preserve">## [1] 33076060 33506772 34513366 33013400 31279800</w:t>
+      </w:r>
+      <w:r>
+        <w:br/>
+      </w:r>
+      <w:r>
+        <w:rPr>
+          <w:rStyle w:val="VerbatimChar"/>
+        </w:rPr>
+        <w:t xml:space="preserve">## </w:t>
+      </w:r>
+      <w:r>
+        <w:br/>
+      </w:r>
+      <w:r>
+        <w:rPr>
+          <w:rStyle w:val="VerbatimChar"/>
+        </w:rPr>
+        <w:t xml:space="preserve">## attr(,"system")</w:t>
+      </w:r>
+      <w:r>
+        <w:br/>
+      </w:r>
+      <w:r>
+        <w:rPr>
+          <w:rStyle w:val="VerbatimChar"/>
+        </w:rPr>
+        <w:t xml:space="preserve">##     close     open     high      low   volume</w:t>
+      </w:r>
+      <w:r>
+        <w:br/>
+      </w:r>
+      <w:r>
+        <w:rPr>
+          <w:rStyle w:val="VerbatimChar"/>
+        </w:rPr>
+        <w:t xml:space="preserve">## 1 86.1927 85.78517 85.99456 82.20966 33076060</w:t>
+      </w:r>
+      <w:r>
+        <w:br/>
+      </w:r>
+      <w:r>
+        <w:rPr>
+          <w:rStyle w:val="VerbatimChar"/>
+        </w:rPr>
+        <w:t xml:space="preserve">## 2 86.1368 84.00956 87.11913 82.47191 33506772</w:t>
+      </w:r>
+      <w:r>
+        <w:br/>
+      </w:r>
+      <w:r>
+        <w:rPr>
+          <w:rStyle w:val="VerbatimChar"/>
+        </w:rPr>
+        <w:t xml:space="preserve">## 3 85.7986 85.78546 87.63444 82.21620 34513366</w:t>
+      </w:r>
+      <w:r>
+        <w:br/>
+      </w:r>
+      <w:r>
+        <w:rPr>
+          <w:rStyle w:val="VerbatimChar"/>
+        </w:rPr>
+        <w:t xml:space="preserve">## 4 85.7490 86.87644 86.98998 82.24374 33013400</w:t>
+      </w:r>
+      <w:r>
+        <w:br/>
+      </w:r>
+      <w:r>
+        <w:rPr>
+          <w:rStyle w:val="VerbatimChar"/>
+        </w:rPr>
+        <w:t xml:space="preserve">## 5 85.7441 85.34103 86.67025 82.37079 31279800</w:t>
+      </w:r>
+      <w:r>
+        <w:br/>
+      </w:r>
+      <w:r>
+        <w:rPr>
+          <w:rStyle w:val="VerbatimChar"/>
+        </w:rPr>
+        <w:t xml:space="preserve">## attr(,"class")</w:t>
+      </w:r>
+      <w:r>
+        <w:br/>
+      </w:r>
+      <w:r>
+        <w:rPr>
+          <w:rStyle w:val="VerbatimChar"/>
+        </w:rPr>
+        <w:t xml:space="preserve">## [1] "ts_mv_prediction" "numeric"</w:t>
+      </w:r>
     </w:p>
     <w:p>
       <w:pPr>
         <w:pStyle w:val="FirstParagraph"/>
       </w:pPr>
       <w:r>
-        <w:t xml:space="preserve">And finally the full recursive system, including the auxiliary predictions.</w:t>
+        <w:t xml:space="preserve">The synchronized multivariate forecast remains attached as an attribute of that</w:t>
+      </w:r>
+      <w:r>
+        <w:t xml:space="preserve"> </w:t>
+      </w:r>
+      <w:r>
+        <w:t xml:space="preserve">target path.</w:t>
       </w:r>
     </w:p>
     <w:p>
@@ -3494,90 +4036,27 @@
       </w:pPr>
       <w:r>
         <w:rPr>
-          <w:rStyle w:val="NormalTok"/>
-        </w:rPr>
-        <w:t xml:space="preserve">pred_all </w:t>
-      </w:r>
-      <w:r>
-        <w:rPr>
-          <w:rStyle w:val="OtherTok"/>
-        </w:rPr>
-        <w:t xml:space="preserve">&lt;-</w:t>
-      </w:r>
-      <w:r>
-        <w:rPr>
-          <w:rStyle w:val="NormalTok"/>
-        </w:rPr>
-        <w:t xml:space="preserve"> </w:t>
-      </w:r>
-      <w:r>
-        <w:rPr>
           <w:rStyle w:val="FunctionTok"/>
         </w:rPr>
-        <w:t xml:space="preserve">predict</w:t>
-      </w:r>
-      <w:r>
-        <w:rPr>
-          <w:rStyle w:val="NormalTok"/>
-        </w:rPr>
-        <w:t xml:space="preserve">(model, </w:t>
-      </w:r>
-      <w:r>
-        <w:rPr>
-          <w:rStyle w:val="AttributeTok"/>
-        </w:rPr>
-        <w:t xml:space="preserve">steps_ahead =</w:t>
-      </w:r>
-      <w:r>
-        <w:rPr>
-          <w:rStyle w:val="NormalTok"/>
-        </w:rPr>
-        <w:t xml:space="preserve"> </w:t>
-      </w:r>
-      <w:r>
-        <w:rPr>
-          <w:rStyle w:val="DecValTok"/>
-        </w:rPr>
-        <w:t xml:space="preserve">5</w:t>
-      </w:r>
-      <w:r>
-        <w:rPr>
-          <w:rStyle w:val="NormalTok"/>
-        </w:rPr>
-        <w:t xml:space="preserve">, </w:t>
-      </w:r>
-      <w:r>
-        <w:rPr>
-          <w:rStyle w:val="AttributeTok"/>
-        </w:rPr>
-        <w:t xml:space="preserve">return_all =</w:t>
-      </w:r>
-      <w:r>
-        <w:rPr>
-          <w:rStyle w:val="NormalTok"/>
-        </w:rPr>
-        <w:t xml:space="preserve"> </w:t>
-      </w:r>
-      <w:r>
-        <w:rPr>
-          <w:rStyle w:val="ConstantTok"/>
-        </w:rPr>
-        <w:t xml:space="preserve">TRUE</w:t>
+        <w:t xml:space="preserve">attr</w:t>
+      </w:r>
+      <w:r>
+        <w:rPr>
+          <w:rStyle w:val="NormalTok"/>
+        </w:rPr>
+        <w:t xml:space="preserve">(pred_5, </w:t>
+      </w:r>
+      <w:r>
+        <w:rPr>
+          <w:rStyle w:val="StringTok"/>
+        </w:rPr>
+        <w:t xml:space="preserve">"system"</w:t>
       </w:r>
       <w:r>
         <w:rPr>
           <w:rStyle w:val="NormalTok"/>
         </w:rPr>
         <w:t xml:space="preserve">)</w:t>
-      </w:r>
-      <w:r>
-        <w:br/>
-      </w:r>
-      <w:r>
-        <w:rPr>
-          <w:rStyle w:val="NormalTok"/>
-        </w:rPr>
-        <w:t xml:space="preserve">pred_all</w:t>
       </w:r>
     </w:p>
     <w:p>
@@ -3588,241 +4067,52 @@
         <w:rPr>
           <w:rStyle w:val="VerbatimChar"/>
         </w:rPr>
-        <w:t xml:space="preserve">## $y</w:t>
-      </w:r>
-      <w:r>
-        <w:br/>
-      </w:r>
-      <w:r>
-        <w:rPr>
-          <w:rStyle w:val="VerbatimChar"/>
-        </w:rPr>
-        <w:t xml:space="preserve">## [1] 86.1927 86.1368 85.7986 85.7490 85.7441</w:t>
-      </w:r>
-      <w:r>
-        <w:br/>
-      </w:r>
-      <w:r>
-        <w:rPr>
-          <w:rStyle w:val="VerbatimChar"/>
-        </w:rPr>
-        <w:t xml:space="preserve">## </w:t>
-      </w:r>
-      <w:r>
-        <w:br/>
-      </w:r>
-      <w:r>
-        <w:rPr>
-          <w:rStyle w:val="VerbatimChar"/>
-        </w:rPr>
-        <w:t xml:space="preserve">## $x</w:t>
-      </w:r>
-      <w:r>
-        <w:br/>
-      </w:r>
-      <w:r>
-        <w:rPr>
-          <w:rStyle w:val="VerbatimChar"/>
-        </w:rPr>
-        <w:t xml:space="preserve">## $x$open</w:t>
-      </w:r>
-      <w:r>
-        <w:br/>
-      </w:r>
-      <w:r>
-        <w:rPr>
-          <w:rStyle w:val="VerbatimChar"/>
-        </w:rPr>
-        <w:t xml:space="preserve">## [1] 85.78517 84.00956 85.78546 86.87644 85.34103</w:t>
-      </w:r>
-      <w:r>
-        <w:br/>
-      </w:r>
-      <w:r>
-        <w:rPr>
-          <w:rStyle w:val="VerbatimChar"/>
-        </w:rPr>
-        <w:t xml:space="preserve">## </w:t>
-      </w:r>
-      <w:r>
-        <w:br/>
-      </w:r>
-      <w:r>
-        <w:rPr>
-          <w:rStyle w:val="VerbatimChar"/>
-        </w:rPr>
-        <w:t xml:space="preserve">## $x$high</w:t>
-      </w:r>
-      <w:r>
-        <w:br/>
-      </w:r>
-      <w:r>
-        <w:rPr>
-          <w:rStyle w:val="VerbatimChar"/>
-        </w:rPr>
-        <w:t xml:space="preserve">## [1] 85.99456 87.11913 87.63444 86.98998 86.67025</w:t>
-      </w:r>
-      <w:r>
-        <w:br/>
-      </w:r>
-      <w:r>
-        <w:rPr>
-          <w:rStyle w:val="VerbatimChar"/>
-        </w:rPr>
-        <w:t xml:space="preserve">## </w:t>
-      </w:r>
-      <w:r>
-        <w:br/>
-      </w:r>
-      <w:r>
-        <w:rPr>
-          <w:rStyle w:val="VerbatimChar"/>
-        </w:rPr>
-        <w:t xml:space="preserve">## $x$low</w:t>
-      </w:r>
-      <w:r>
-        <w:br/>
-      </w:r>
-      <w:r>
-        <w:rPr>
-          <w:rStyle w:val="VerbatimChar"/>
-        </w:rPr>
-        <w:t xml:space="preserve">## [1] 82.20966 82.47191 82.21620 82.24374 82.37079</w:t>
-      </w:r>
-      <w:r>
-        <w:br/>
-      </w:r>
-      <w:r>
-        <w:rPr>
-          <w:rStyle w:val="VerbatimChar"/>
-        </w:rPr>
-        <w:t xml:space="preserve">## </w:t>
-      </w:r>
-      <w:r>
-        <w:br/>
-      </w:r>
-      <w:r>
-        <w:rPr>
-          <w:rStyle w:val="VerbatimChar"/>
-        </w:rPr>
-        <w:t xml:space="preserve">## $x$volume</w:t>
-      </w:r>
-      <w:r>
-        <w:br/>
-      </w:r>
-      <w:r>
-        <w:rPr>
-          <w:rStyle w:val="VerbatimChar"/>
-        </w:rPr>
-        <w:t xml:space="preserve">## [1] 33076060 33506772 34513366 33013400 31279800</w:t>
-      </w:r>
-      <w:r>
-        <w:br/>
-      </w:r>
-      <w:r>
-        <w:rPr>
-          <w:rStyle w:val="VerbatimChar"/>
-        </w:rPr>
-        <w:t xml:space="preserve">## </w:t>
-      </w:r>
-      <w:r>
-        <w:br/>
-      </w:r>
-      <w:r>
-        <w:rPr>
-          <w:rStyle w:val="VerbatimChar"/>
-        </w:rPr>
-        <w:t xml:space="preserve">## </w:t>
-      </w:r>
-      <w:r>
-        <w:br/>
-      </w:r>
-      <w:r>
-        <w:rPr>
-          <w:rStyle w:val="VerbatimChar"/>
-        </w:rPr>
-        <w:t xml:space="preserve">## attr(,"class")</w:t>
-      </w:r>
-      <w:r>
-        <w:br/>
-      </w:r>
-      <w:r>
-        <w:rPr>
-          <w:rStyle w:val="VerbatimChar"/>
-        </w:rPr>
-        <w:t xml:space="preserve">## [1] "ts_mv_prediction"</w:t>
-      </w:r>
-      <w:r>
-        <w:br/>
-      </w:r>
-      <w:r>
-        <w:rPr>
-          <w:rStyle w:val="VerbatimChar"/>
-        </w:rPr>
-        <w:t xml:space="preserve">## attr(,"y_name")</w:t>
-      </w:r>
-      <w:r>
-        <w:br/>
-      </w:r>
-      <w:r>
-        <w:rPr>
-          <w:rStyle w:val="VerbatimChar"/>
-        </w:rPr>
-        <w:t xml:space="preserve">## [1] "close"</w:t>
-      </w:r>
-      <w:r>
-        <w:br/>
-      </w:r>
-      <w:r>
-        <w:rPr>
-          <w:rStyle w:val="VerbatimChar"/>
-        </w:rPr>
-        <w:t xml:space="preserve">## attr(,"x_names")</w:t>
-      </w:r>
-      <w:r>
-        <w:br/>
-      </w:r>
-      <w:r>
-        <w:rPr>
-          <w:rStyle w:val="VerbatimChar"/>
-        </w:rPr>
-        <w:t xml:space="preserve">## [1] "open"   "high"   "low"    "volume"</w:t>
-      </w:r>
-      <w:r>
-        <w:br/>
-      </w:r>
-      <w:r>
-        <w:rPr>
-          <w:rStyle w:val="VerbatimChar"/>
-        </w:rPr>
-        <w:t xml:space="preserve">## attr(,"variables")</w:t>
-      </w:r>
-      <w:r>
-        <w:br/>
-      </w:r>
-      <w:r>
-        <w:rPr>
-          <w:rStyle w:val="VerbatimChar"/>
-        </w:rPr>
-        <w:t xml:space="preserve">## [1] "close"  "open"   "high"   "low"    "volume"</w:t>
-      </w:r>
-      <w:r>
-        <w:br/>
-      </w:r>
-      <w:r>
-        <w:rPr>
-          <w:rStyle w:val="VerbatimChar"/>
-        </w:rPr>
-        <w:t xml:space="preserve">## attr(,"steps_ahead")</w:t>
-      </w:r>
-      <w:r>
-        <w:br/>
-      </w:r>
-      <w:r>
-        <w:rPr>
-          <w:rStyle w:val="VerbatimChar"/>
-        </w:rPr>
-        <w:t xml:space="preserve">## [1] 5</w:t>
+        <w:t xml:space="preserve">##     close     open     high      low   volume</w:t>
+      </w:r>
+      <w:r>
+        <w:br/>
+      </w:r>
+      <w:r>
+        <w:rPr>
+          <w:rStyle w:val="VerbatimChar"/>
+        </w:rPr>
+        <w:t xml:space="preserve">## 1 86.1927 85.78517 85.99456 82.20966 33076060</w:t>
+      </w:r>
+      <w:r>
+        <w:br/>
+      </w:r>
+      <w:r>
+        <w:rPr>
+          <w:rStyle w:val="VerbatimChar"/>
+        </w:rPr>
+        <w:t xml:space="preserve">## 2 86.1368 84.00956 87.11913 82.47191 33506772</w:t>
+      </w:r>
+      <w:r>
+        <w:br/>
+      </w:r>
+      <w:r>
+        <w:rPr>
+          <w:rStyle w:val="VerbatimChar"/>
+        </w:rPr>
+        <w:t xml:space="preserve">## 3 85.7986 85.78546 87.63444 82.21620 34513366</w:t>
+      </w:r>
+      <w:r>
+        <w:br/>
+      </w:r>
+      <w:r>
+        <w:rPr>
+          <w:rStyle w:val="VerbatimChar"/>
+        </w:rPr>
+        <w:t xml:space="preserve">## 4 85.7490 86.87644 86.98998 82.24374 33013400</w:t>
+      </w:r>
+      <w:r>
+        <w:br/>
+      </w:r>
+      <w:r>
+        <w:rPr>
+          <w:rStyle w:val="VerbatimChar"/>
+        </w:rPr>
+        <w:t xml:space="preserve">## 5 85.7441 85.34103 86.67025 82.37079 31279800</w:t>
       </w:r>
     </w:p>
     <w:p>
@@ -3830,13 +4120,13 @@
         <w:pStyle w:val="FirstParagraph"/>
       </w:pPr>
       <w:r>
-        <w:t xml:space="preserve">To keep the notebook readable, we plot the target and two representative</w:t>
-      </w:r>
-      <w:r>
-        <w:t xml:space="preserve"> </w:t>
-      </w:r>
-      <w:r>
-        <w:t xml:space="preserve">auxiliaries.</w:t>
+        <w:t xml:space="preserve">We keep the plot focused on the target trajectory, because the model-comparison</w:t>
+      </w:r>
+      <w:r>
+        <w:t xml:space="preserve"> </w:t>
+      </w:r>
+      <w:r>
+        <w:t xml:space="preserve">notebooks after this one reuse the same visual convention.</w:t>
       </w:r>
     </w:p>
     <w:p>
@@ -3845,24 +4135,6 @@
       </w:pPr>
       <w:r>
         <w:rPr>
-          <w:rStyle w:val="NormalTok"/>
-        </w:rPr>
-        <w:t xml:space="preserve">plot_close </w:t>
-      </w:r>
-      <w:r>
-        <w:rPr>
-          <w:rStyle w:val="OtherTok"/>
-        </w:rPr>
-        <w:t xml:space="preserve">&lt;-</w:t>
-      </w:r>
-      <w:r>
-        <w:rPr>
-          <w:rStyle w:val="NormalTok"/>
-        </w:rPr>
-        <w:t xml:space="preserve"> </w:t>
-      </w:r>
-      <w:r>
-        <w:rPr>
           <w:rStyle w:val="FunctionTok"/>
         </w:rPr>
         <w:t xml:space="preserve">plot_ts_pred_mv</w:t>
@@ -3895,7 +4167,7 @@
         <w:rPr>
           <w:rStyle w:val="NormalTok"/>
         </w:rPr>
-        <w:t xml:space="preserve">test, pred_all, </w:t>
+        <w:t xml:space="preserve">test, pred_5, </w:t>
       </w:r>
       <w:r>
         <w:rPr>
@@ -3920,187 +4192,6 @@
           <w:rStyle w:val="NormalTok"/>
         </w:rPr>
         <w:t xml:space="preserve">)</w:t>
-      </w:r>
-      <w:r>
-        <w:br/>
-      </w:r>
-      <w:r>
-        <w:rPr>
-          <w:rStyle w:val="NormalTok"/>
-        </w:rPr>
-        <w:t xml:space="preserve">plot_open </w:t>
-      </w:r>
-      <w:r>
-        <w:rPr>
-          <w:rStyle w:val="OtherTok"/>
-        </w:rPr>
-        <w:t xml:space="preserve">&lt;-</w:t>
-      </w:r>
-      <w:r>
-        <w:rPr>
-          <w:rStyle w:val="NormalTok"/>
-        </w:rPr>
-        <w:t xml:space="preserve"> </w:t>
-      </w:r>
-      <w:r>
-        <w:rPr>
-          <w:rStyle w:val="FunctionTok"/>
-        </w:rPr>
-        <w:t xml:space="preserve">plot_ts_pred_mv</w:t>
-      </w:r>
-      <w:r>
-        <w:rPr>
-          <w:rStyle w:val="NormalTok"/>
-        </w:rPr>
-        <w:t xml:space="preserve">(samp</w:t>
-      </w:r>
-      <w:r>
-        <w:rPr>
-          <w:rStyle w:val="SpecialCharTok"/>
-        </w:rPr>
-        <w:t xml:space="preserve">$</w:t>
-      </w:r>
-      <w:r>
-        <w:rPr>
-          <w:rStyle w:val="NormalTok"/>
-        </w:rPr>
-        <w:t xml:space="preserve">train, samp</w:t>
-      </w:r>
-      <w:r>
-        <w:rPr>
-          <w:rStyle w:val="SpecialCharTok"/>
-        </w:rPr>
-        <w:t xml:space="preserve">$</w:t>
-      </w:r>
-      <w:r>
-        <w:rPr>
-          <w:rStyle w:val="NormalTok"/>
-        </w:rPr>
-        <w:t xml:space="preserve">test, pred_all, </w:t>
-      </w:r>
-      <w:r>
-        <w:rPr>
-          <w:rStyle w:val="AttributeTok"/>
-        </w:rPr>
-        <w:t xml:space="preserve">variable =</w:t>
-      </w:r>
-      <w:r>
-        <w:rPr>
-          <w:rStyle w:val="NormalTok"/>
-        </w:rPr>
-        <w:t xml:space="preserve"> </w:t>
-      </w:r>
-      <w:r>
-        <w:rPr>
-          <w:rStyle w:val="StringTok"/>
-        </w:rPr>
-        <w:t xml:space="preserve">"open"</w:t>
-      </w:r>
-      <w:r>
-        <w:rPr>
-          <w:rStyle w:val="NormalTok"/>
-        </w:rPr>
-        <w:t xml:space="preserve">)</w:t>
-      </w:r>
-      <w:r>
-        <w:br/>
-      </w:r>
-      <w:r>
-        <w:rPr>
-          <w:rStyle w:val="NormalTok"/>
-        </w:rPr>
-        <w:t xml:space="preserve">plot_volume </w:t>
-      </w:r>
-      <w:r>
-        <w:rPr>
-          <w:rStyle w:val="OtherTok"/>
-        </w:rPr>
-        <w:t xml:space="preserve">&lt;-</w:t>
-      </w:r>
-      <w:r>
-        <w:rPr>
-          <w:rStyle w:val="NormalTok"/>
-        </w:rPr>
-        <w:t xml:space="preserve"> </w:t>
-      </w:r>
-      <w:r>
-        <w:rPr>
-          <w:rStyle w:val="FunctionTok"/>
-        </w:rPr>
-        <w:t xml:space="preserve">plot_ts_pred_mv</w:t>
-      </w:r>
-      <w:r>
-        <w:rPr>
-          <w:rStyle w:val="NormalTok"/>
-        </w:rPr>
-        <w:t xml:space="preserve">(samp</w:t>
-      </w:r>
-      <w:r>
-        <w:rPr>
-          <w:rStyle w:val="SpecialCharTok"/>
-        </w:rPr>
-        <w:t xml:space="preserve">$</w:t>
-      </w:r>
-      <w:r>
-        <w:rPr>
-          <w:rStyle w:val="NormalTok"/>
-        </w:rPr>
-        <w:t xml:space="preserve">train, samp</w:t>
-      </w:r>
-      <w:r>
-        <w:rPr>
-          <w:rStyle w:val="SpecialCharTok"/>
-        </w:rPr>
-        <w:t xml:space="preserve">$</w:t>
-      </w:r>
-      <w:r>
-        <w:rPr>
-          <w:rStyle w:val="NormalTok"/>
-        </w:rPr>
-        <w:t xml:space="preserve">test, pred_all, </w:t>
-      </w:r>
-      <w:r>
-        <w:rPr>
-          <w:rStyle w:val="AttributeTok"/>
-        </w:rPr>
-        <w:t xml:space="preserve">variable =</w:t>
-      </w:r>
-      <w:r>
-        <w:rPr>
-          <w:rStyle w:val="NormalTok"/>
-        </w:rPr>
-        <w:t xml:space="preserve"> </w:t>
-      </w:r>
-      <w:r>
-        <w:rPr>
-          <w:rStyle w:val="StringTok"/>
-        </w:rPr>
-        <w:t xml:space="preserve">"volume"</w:t>
-      </w:r>
-      <w:r>
-        <w:rPr>
-          <w:rStyle w:val="NormalTok"/>
-        </w:rPr>
-        <w:t xml:space="preserve">)</w:t>
-      </w:r>
-    </w:p>
-    <w:p>
-      <w:pPr>
-        <w:pStyle w:val="FirstParagraph"/>
-      </w:pPr>
-      <w:r>
-        <w:t xml:space="preserve">Target trajectory:</w:t>
-      </w:r>
-    </w:p>
-    <w:p>
-      <w:pPr>
-        <w:pStyle w:val="SourceCode"/>
-      </w:pPr>
-      <w:r>
-        <w:rPr>
-          <w:rStyle w:val="NormalTok"/>
-        </w:rPr>
-        <w:t xml:space="preserve">plot_close</w:t>
       </w:r>
     </w:p>
     <w:p>
@@ -4155,19 +4246,13 @@
         <w:pStyle w:val="BodyText"/>
       </w:pPr>
       <w:r>
-        <w:t xml:space="preserve">Auxiliary variable</w:t>
-      </w:r>
-      <w:r>
-        <w:t xml:space="preserve"> </w:t>
-      </w:r>
-      <w:r>
-        <w:rPr>
-          <w:rStyle w:val="VerbatimChar"/>
-        </w:rPr>
-        <w:t xml:space="preserve">open</w:t>
-      </w:r>
-      <w:r>
-        <w:t xml:space="preserve">:</w:t>
+        <w:t xml:space="preserve">The held-out target values remain available for evaluation against the target</w:t>
+      </w:r>
+      <w:r>
+        <w:t xml:space="preserve"> </w:t>
+      </w:r>
+      <w:r>
+        <w:t xml:space="preserve">forecast.</w:t>
       </w:r>
     </w:p>
     <w:p>
@@ -4178,74 +4263,155 @@
         <w:rPr>
           <w:rStyle w:val="NormalTok"/>
         </w:rPr>
-        <w:t xml:space="preserve">plot_open</w:t>
+        <w:t xml:space="preserve">output </w:t>
+      </w:r>
+      <w:r>
+        <w:rPr>
+          <w:rStyle w:val="OtherTok"/>
+        </w:rPr>
+        <w:t xml:space="preserve">&lt;-</w:t>
+      </w:r>
+      <w:r>
+        <w:rPr>
+          <w:rStyle w:val="NormalTok"/>
+        </w:rPr>
+        <w:t xml:space="preserve"> </w:t>
+      </w:r>
+      <w:r>
+        <w:rPr>
+          <w:rStyle w:val="FunctionTok"/>
+        </w:rPr>
+        <w:t xml:space="preserve">tail</w:t>
+      </w:r>
+      <w:r>
+        <w:rPr>
+          <w:rStyle w:val="NormalTok"/>
+        </w:rPr>
+        <w:t xml:space="preserve">(samp</w:t>
+      </w:r>
+      <w:r>
+        <w:rPr>
+          <w:rStyle w:val="SpecialCharTok"/>
+        </w:rPr>
+        <w:t xml:space="preserve">$</w:t>
+      </w:r>
+      <w:r>
+        <w:rPr>
+          <w:rStyle w:val="NormalTok"/>
+        </w:rPr>
+        <w:t xml:space="preserve">test</w:t>
+      </w:r>
+      <w:r>
+        <w:rPr>
+          <w:rStyle w:val="SpecialCharTok"/>
+        </w:rPr>
+        <w:t xml:space="preserve">$</w:t>
+      </w:r>
+      <w:r>
+        <w:rPr>
+          <w:rStyle w:val="NormalTok"/>
+        </w:rPr>
+        <w:t xml:space="preserve">close, </w:t>
+      </w:r>
+      <w:r>
+        <w:rPr>
+          <w:rStyle w:val="DecValTok"/>
+        </w:rPr>
+        <w:t xml:space="preserve">5</w:t>
+      </w:r>
+      <w:r>
+        <w:rPr>
+          <w:rStyle w:val="NormalTok"/>
+        </w:rPr>
+        <w:t xml:space="preserve">)</w:t>
+      </w:r>
+      <w:r>
+        <w:br/>
+      </w:r>
+      <w:r>
+        <w:rPr>
+          <w:rStyle w:val="NormalTok"/>
+        </w:rPr>
+        <w:t xml:space="preserve">ev_test </w:t>
+      </w:r>
+      <w:r>
+        <w:rPr>
+          <w:rStyle w:val="OtherTok"/>
+        </w:rPr>
+        <w:t xml:space="preserve">&lt;-</w:t>
+      </w:r>
+      <w:r>
+        <w:rPr>
+          <w:rStyle w:val="NormalTok"/>
+        </w:rPr>
+        <w:t xml:space="preserve"> </w:t>
+      </w:r>
+      <w:r>
+        <w:rPr>
+          <w:rStyle w:val="FunctionTok"/>
+        </w:rPr>
+        <w:t xml:space="preserve">evaluate</w:t>
+      </w:r>
+      <w:r>
+        <w:rPr>
+          <w:rStyle w:val="NormalTok"/>
+        </w:rPr>
+        <w:t xml:space="preserve">(model, output, pred_5)</w:t>
+      </w:r>
+      <w:r>
+        <w:br/>
+      </w:r>
+      <w:r>
+        <w:rPr>
+          <w:rStyle w:val="NormalTok"/>
+        </w:rPr>
+        <w:t xml:space="preserve">ev_test</w:t>
+      </w:r>
+      <w:r>
+        <w:rPr>
+          <w:rStyle w:val="SpecialCharTok"/>
+        </w:rPr>
+        <w:t xml:space="preserve">$</w:t>
+      </w:r>
+      <w:r>
+        <w:rPr>
+          <w:rStyle w:val="NormalTok"/>
+        </w:rPr>
+        <w:t xml:space="preserve">metrics</w:t>
       </w:r>
     </w:p>
     <w:p>
       <w:pPr>
-        <w:pStyle w:val="FirstParagraph"/>
-      </w:pPr>
-      <w:r>
-        <w:drawing>
-          <wp:inline>
-            <wp:extent cx="4620126" cy="3696101"/>
-            <wp:effectExtent b="0" l="0" r="0" t="0"/>
-            <wp:docPr descr="" title="" id="13" name="Picture"/>
-            <a:graphic>
-              <a:graphicData uri="http://schemas.openxmlformats.org/drawingml/2006/picture">
-                <pic:pic>
-                  <pic:nvPicPr>
-                    <pic:cNvPr descr="C:\Git\cefet-rj-dal\tspredit\examples\multivariate\doc\10-stock-close-regression_files/c84d6a449ec9c015cbbded84baf7cf2bf8914a2a.png" id="14" name="Picture"/>
-                    <pic:cNvPicPr>
-                      <a:picLocks noChangeArrowheads="1" noChangeAspect="1"/>
-                    </pic:cNvPicPr>
-                  </pic:nvPicPr>
-                  <pic:blipFill>
-                    <a:blip r:embed="rId12"/>
-                    <a:stretch>
-                      <a:fillRect/>
-                    </a:stretch>
-                  </pic:blipFill>
-                  <pic:spPr bwMode="auto">
-                    <a:xfrm>
-                      <a:off x="0" y="0"/>
-                      <a:ext cx="4620126" cy="3696101"/>
-                    </a:xfrm>
-                    <a:prstGeom prst="rect">
-                      <a:avLst/>
-                    </a:prstGeom>
-                    <a:noFill/>
-                    <a:ln w="9525">
-                      <a:noFill/>
-                      <a:headEnd/>
-                      <a:tailEnd/>
-                    </a:ln>
-                  </pic:spPr>
-                </pic:pic>
-              </a:graphicData>
-            </a:graphic>
-          </wp:inline>
-        </w:drawing>
+        <w:pStyle w:val="SourceCode"/>
+      </w:pPr>
+      <w:r>
+        <w:rPr>
+          <w:rStyle w:val="VerbatimChar"/>
+        </w:rPr>
+        <w:t xml:space="preserve">##        mse      smape        R2</w:t>
+      </w:r>
+      <w:r>
+        <w:br/>
+      </w:r>
+      <w:r>
+        <w:rPr>
+          <w:rStyle w:val="VerbatimChar"/>
+        </w:rPr>
+        <w:t xml:space="preserve">## 1 4.312106 0.01930004 -1.041467</w:t>
       </w:r>
     </w:p>
     <w:p>
       <w:pPr>
-        <w:pStyle w:val="BodyText"/>
-      </w:pPr>
-      <w:r>
-        <w:t xml:space="preserve">Auxiliary variable</w:t>
-      </w:r>
-      <w:r>
-        <w:t xml:space="preserve"> </w:t>
-      </w:r>
-      <w:r>
-        <w:rPr>
-          <w:rStyle w:val="VerbatimChar"/>
-        </w:rPr>
-        <w:t xml:space="preserve">volume</w:t>
-      </w:r>
-      <w:r>
-        <w:t xml:space="preserve">:</w:t>
+        <w:pStyle w:val="FirstParagraph"/>
+      </w:pPr>
+      <w:r>
+        <w:t xml:space="preserve">We can now compare the direct closing-price baseline against the multivariate</w:t>
+      </w:r>
+      <w:r>
+        <w:t xml:space="preserve"> </w:t>
+      </w:r>
+      <w:r>
+        <w:t xml:space="preserve">workflow on the same five-step horizon.</w:t>
       </w:r>
     </w:p>
     <w:p>
@@ -4254,514 +4420,283 @@
       </w:pPr>
       <w:r>
         <w:rPr>
-          <w:rStyle w:val="NormalTok"/>
-        </w:rPr>
-        <w:t xml:space="preserve">plot_volume</w:t>
+          <w:rStyle w:val="FunctionTok"/>
+        </w:rPr>
+        <w:t xml:space="preserve">rbind</w:t>
+      </w:r>
+      <w:r>
+        <w:rPr>
+          <w:rStyle w:val="NormalTok"/>
+        </w:rPr>
+        <w:t xml:space="preserve">(</w:t>
+      </w:r>
+      <w:r>
+        <w:br/>
+      </w:r>
+      <w:r>
+        <w:rPr>
+          <w:rStyle w:val="NormalTok"/>
+        </w:rPr>
+        <w:t xml:space="preserve">  </w:t>
+      </w:r>
+      <w:r>
+        <w:rPr>
+          <w:rStyle w:val="AttributeTok"/>
+        </w:rPr>
+        <w:t xml:space="preserve">ARIMA_close =</w:t>
+      </w:r>
+      <w:r>
+        <w:rPr>
+          <w:rStyle w:val="NormalTok"/>
+        </w:rPr>
+        <w:t xml:space="preserve"> ev_arima</w:t>
+      </w:r>
+      <w:r>
+        <w:rPr>
+          <w:rStyle w:val="SpecialCharTok"/>
+        </w:rPr>
+        <w:t xml:space="preserve">$</w:t>
+      </w:r>
+      <w:r>
+        <w:rPr>
+          <w:rStyle w:val="NormalTok"/>
+        </w:rPr>
+        <w:t xml:space="preserve">metrics,</w:t>
+      </w:r>
+      <w:r>
+        <w:br/>
+      </w:r>
+      <w:r>
+        <w:rPr>
+          <w:rStyle w:val="NormalTok"/>
+        </w:rPr>
+        <w:t xml:space="preserve">  </w:t>
+      </w:r>
+      <w:r>
+        <w:rPr>
+          <w:rStyle w:val="AttributeTok"/>
+        </w:rPr>
+        <w:t xml:space="preserve">MV_mixed =</w:t>
+      </w:r>
+      <w:r>
+        <w:rPr>
+          <w:rStyle w:val="NormalTok"/>
+        </w:rPr>
+        <w:t xml:space="preserve"> ev_test</w:t>
+      </w:r>
+      <w:r>
+        <w:rPr>
+          <w:rStyle w:val="SpecialCharTok"/>
+        </w:rPr>
+        <w:t xml:space="preserve">$</w:t>
+      </w:r>
+      <w:r>
+        <w:rPr>
+          <w:rStyle w:val="NormalTok"/>
+        </w:rPr>
+        <w:t xml:space="preserve">metrics</w:t>
+      </w:r>
+      <w:r>
+        <w:br/>
+      </w:r>
+      <w:r>
+        <w:rPr>
+          <w:rStyle w:val="NormalTok"/>
+        </w:rPr>
+        <w:t xml:space="preserve">)</w:t>
       </w:r>
     </w:p>
     <w:p>
       <w:pPr>
-        <w:pStyle w:val="FirstParagraph"/>
-      </w:pPr>
-      <w:r>
-        <w:drawing>
-          <wp:inline>
-            <wp:extent cx="4620126" cy="3696101"/>
-            <wp:effectExtent b="0" l="0" r="0" t="0"/>
-            <wp:docPr descr="" title="" id="16" name="Picture"/>
-            <a:graphic>
-              <a:graphicData uri="http://schemas.openxmlformats.org/drawingml/2006/picture">
-                <pic:pic>
-                  <pic:nvPicPr>
-                    <pic:cNvPr descr="C:\Git\cefet-rj-dal\tspredit\examples\multivariate\doc\10-stock-close-regression_files/3e0be8840d0256699c0f0a8a2066bd8794052448.png" id="17" name="Picture"/>
-                    <pic:cNvPicPr>
-                      <a:picLocks noChangeArrowheads="1" noChangeAspect="1"/>
-                    </pic:cNvPicPr>
-                  </pic:nvPicPr>
-                  <pic:blipFill>
-                    <a:blip r:embed="rId15"/>
-                    <a:stretch>
-                      <a:fillRect/>
-                    </a:stretch>
-                  </pic:blipFill>
-                  <pic:spPr bwMode="auto">
-                    <a:xfrm>
-                      <a:off x="0" y="0"/>
-                      <a:ext cx="4620126" cy="3696101"/>
-                    </a:xfrm>
-                    <a:prstGeom prst="rect">
-                      <a:avLst/>
-                    </a:prstGeom>
-                    <a:noFill/>
-                    <a:ln w="9525">
-                      <a:noFill/>
-                      <a:headEnd/>
-                      <a:tailEnd/>
-                    </a:ln>
-                  </pic:spPr>
-                </pic:pic>
-              </a:graphicData>
-            </a:graphic>
-          </wp:inline>
-        </w:drawing>
+        <w:pStyle w:val="SourceCode"/>
+      </w:pPr>
+      <w:r>
+        <w:rPr>
+          <w:rStyle w:val="VerbatimChar"/>
+        </w:rPr>
+        <w:t xml:space="preserve">##                  mse      smape        R2</w:t>
+      </w:r>
+      <w:r>
+        <w:br/>
+      </w:r>
+      <w:r>
+        <w:rPr>
+          <w:rStyle w:val="VerbatimChar"/>
+        </w:rPr>
+        <w:t xml:space="preserve">## ARIMA_close 6.769314 0.02329485 -2.204775</w:t>
+      </w:r>
+      <w:r>
+        <w:br/>
+      </w:r>
+      <w:r>
+        <w:rPr>
+          <w:rStyle w:val="VerbatimChar"/>
+        </w:rPr>
+        <w:t xml:space="preserve">## MV_mixed    4.312106 0.01930004 -1.041467</w:t>
       </w:r>
     </w:p>
     <w:p>
       <w:pPr>
-        <w:pStyle w:val="BodyText"/>
-      </w:pPr>
-      <w:r>
-        <w:t xml:space="preserve">The held-out target values remain available for evaluation against the target</w:t>
-      </w:r>
-      <w:r>
-        <w:t xml:space="preserve"> </w:t>
-      </w:r>
-      <w:r>
-        <w:t xml:space="preserve">forecast.</w:t>
+        <w:pStyle w:val="FirstParagraph"/>
+      </w:pPr>
+      <w:r>
+        <w:t xml:space="preserve">What this example shows</w:t>
+      </w:r>
+      <w:r>
+        <w:t xml:space="preserve"> </w:t>
+      </w:r>
+      <w:r>
+        <w:t xml:space="preserve">-</w:t>
+      </w:r>
+      <w:r>
+        <w:t xml:space="preserve"> </w:t>
+      </w:r>
+      <w:r>
+        <w:rPr>
+          <w:rStyle w:val="VerbatimChar"/>
+        </w:rPr>
+        <w:t xml:space="preserve">stocks</w:t>
+      </w:r>
+      <w:r>
+        <w:t xml:space="preserve"> </w:t>
+      </w:r>
+      <w:r>
+        <w:t xml:space="preserve">provides a natural target-centered multivariate scenario with non-deterministic auxiliary variables.</w:t>
+      </w:r>
+      <w:r>
+        <w:t xml:space="preserve"> </w:t>
+      </w:r>
+      <w:r>
+        <w:t xml:space="preserve">- A direct</w:t>
+      </w:r>
+      <w:r>
+        <w:t xml:space="preserve"> </w:t>
+      </w:r>
+      <w:r>
+        <w:rPr>
+          <w:rStyle w:val="VerbatimChar"/>
+        </w:rPr>
+        <w:t xml:space="preserve">ARIMA</w:t>
+      </w:r>
+      <w:r>
+        <w:t xml:space="preserve"> </w:t>
+      </w:r>
+      <w:r>
+        <w:t xml:space="preserve">on the closing price remains an important baseline and should be checked before moving to a richer multivariate design.</w:t>
+      </w:r>
+      <w:r>
+        <w:t xml:space="preserve"> </w:t>
+      </w:r>
+      <w:r>
+        <w:t xml:space="preserve">- Auxiliary variables do not need to share the same learner: some can use</w:t>
+      </w:r>
+      <w:r>
+        <w:t xml:space="preserve"> </w:t>
+      </w:r>
+      <w:r>
+        <w:rPr>
+          <w:rStyle w:val="VerbatimChar"/>
+        </w:rPr>
+        <w:t xml:space="preserve">ts_elm()</w:t>
+      </w:r>
+      <w:r>
+        <w:t xml:space="preserve">, others can use</w:t>
+      </w:r>
+      <w:r>
+        <w:t xml:space="preserve"> </w:t>
+      </w:r>
+      <w:r>
+        <w:rPr>
+          <w:rStyle w:val="VerbatimChar"/>
+        </w:rPr>
+        <w:t xml:space="preserve">ts_mlp()</w:t>
+      </w:r>
+      <w:r>
+        <w:t xml:space="preserve">,</w:t>
+      </w:r>
+      <w:r>
+        <w:t xml:space="preserve"> </w:t>
+      </w:r>
+      <w:r>
+        <w:rPr>
+          <w:rStyle w:val="VerbatimChar"/>
+        </w:rPr>
+        <w:t xml:space="preserve">ts_darima()</w:t>
+      </w:r>
+      <w:r>
+        <w:t xml:space="preserve">, or</w:t>
+      </w:r>
+      <w:r>
+        <w:t xml:space="preserve"> </w:t>
+      </w:r>
+      <w:r>
+        <w:rPr>
+          <w:rStyle w:val="VerbatimChar"/>
+        </w:rPr>
+        <w:t xml:space="preserve">ts_warma()</w:t>
+      </w:r>
+      <w:r>
+        <w:t xml:space="preserve">.</w:t>
+      </w:r>
+      <w:r>
+        <w:t xml:space="preserve"> </w:t>
+      </w:r>
+      <w:r>
+        <w:t xml:space="preserve">-</w:t>
+      </w:r>
+      <w:r>
+        <w:t xml:space="preserve"> </w:t>
+      </w:r>
+      <w:r>
+        <w:rPr>
+          <w:rStyle w:val="VerbatimChar"/>
+        </w:rPr>
+        <w:t xml:space="preserve">ts_darima()</w:t>
+      </w:r>
+      <w:r>
+        <w:t xml:space="preserve"> </w:t>
+      </w:r>
+      <w:r>
+        <w:t xml:space="preserve">and</w:t>
+      </w:r>
+      <w:r>
+        <w:t xml:space="preserve"> </w:t>
+      </w:r>
+      <w:r>
+        <w:rPr>
+          <w:rStyle w:val="VerbatimChar"/>
+        </w:rPr>
+        <w:t xml:space="preserve">ts_warma()</w:t>
+      </w:r>
+      <w:r>
+        <w:t xml:space="preserve"> </w:t>
+      </w:r>
+      <w:r>
+        <w:t xml:space="preserve">are useful support models for the target-centered multivariate workflow because they already live in the</w:t>
+      </w:r>
+      <w:r>
+        <w:t xml:space="preserve"> </w:t>
+      </w:r>
+      <w:r>
+        <w:rPr>
+          <w:rStyle w:val="VerbatimChar"/>
+        </w:rPr>
+        <w:t xml:space="preserve">ts_regsw</w:t>
+      </w:r>
+      <w:r>
+        <w:t xml:space="preserve"> </w:t>
+      </w:r>
+      <w:r>
+        <w:t xml:space="preserve">lineage.</w:t>
+      </w:r>
+      <w:r>
+        <w:t xml:space="preserve"> </w:t>
+      </w:r>
+      <w:r>
+        <w:t xml:space="preserve">- This is a different scenario from the previous deterministic-auxiliary example: here the auxiliary variables must themselves be forecast as evolving stochastic series.</w:t>
       </w:r>
     </w:p>
-    <w:p>
-      <w:pPr>
-        <w:pStyle w:val="SourceCode"/>
-      </w:pPr>
-      <w:r>
-        <w:rPr>
-          <w:rStyle w:val="NormalTok"/>
-        </w:rPr>
-        <w:t xml:space="preserve">output </w:t>
-      </w:r>
-      <w:r>
-        <w:rPr>
-          <w:rStyle w:val="OtherTok"/>
-        </w:rPr>
-        <w:t xml:space="preserve">&lt;-</w:t>
-      </w:r>
-      <w:r>
-        <w:rPr>
-          <w:rStyle w:val="NormalTok"/>
-        </w:rPr>
-        <w:t xml:space="preserve"> </w:t>
-      </w:r>
-      <w:r>
-        <w:rPr>
-          <w:rStyle w:val="FunctionTok"/>
-        </w:rPr>
-        <w:t xml:space="preserve">tail</w:t>
-      </w:r>
-      <w:r>
-        <w:rPr>
-          <w:rStyle w:val="NormalTok"/>
-        </w:rPr>
-        <w:t xml:space="preserve">(samp</w:t>
-      </w:r>
-      <w:r>
-        <w:rPr>
-          <w:rStyle w:val="SpecialCharTok"/>
-        </w:rPr>
-        <w:t xml:space="preserve">$</w:t>
-      </w:r>
-      <w:r>
-        <w:rPr>
-          <w:rStyle w:val="NormalTok"/>
-        </w:rPr>
-        <w:t xml:space="preserve">test</w:t>
-      </w:r>
-      <w:r>
-        <w:rPr>
-          <w:rStyle w:val="SpecialCharTok"/>
-        </w:rPr>
-        <w:t xml:space="preserve">$</w:t>
-      </w:r>
-      <w:r>
-        <w:rPr>
-          <w:rStyle w:val="NormalTok"/>
-        </w:rPr>
-        <w:t xml:space="preserve">close, </w:t>
-      </w:r>
-      <w:r>
-        <w:rPr>
-          <w:rStyle w:val="DecValTok"/>
-        </w:rPr>
-        <w:t xml:space="preserve">5</w:t>
-      </w:r>
-      <w:r>
-        <w:rPr>
-          <w:rStyle w:val="NormalTok"/>
-        </w:rPr>
-        <w:t xml:space="preserve">)</w:t>
-      </w:r>
-      <w:r>
-        <w:br/>
-      </w:r>
-      <w:r>
-        <w:rPr>
-          <w:rStyle w:val="NormalTok"/>
-        </w:rPr>
-        <w:t xml:space="preserve">ev_test </w:t>
-      </w:r>
-      <w:r>
-        <w:rPr>
-          <w:rStyle w:val="OtherTok"/>
-        </w:rPr>
-        <w:t xml:space="preserve">&lt;-</w:t>
-      </w:r>
-      <w:r>
-        <w:rPr>
-          <w:rStyle w:val="NormalTok"/>
-        </w:rPr>
-        <w:t xml:space="preserve"> </w:t>
-      </w:r>
-      <w:r>
-        <w:rPr>
-          <w:rStyle w:val="FunctionTok"/>
-        </w:rPr>
-        <w:t xml:space="preserve">evaluate</w:t>
-      </w:r>
-      <w:r>
-        <w:rPr>
-          <w:rStyle w:val="NormalTok"/>
-        </w:rPr>
-        <w:t xml:space="preserve">(model, output, pred_5)</w:t>
-      </w:r>
-      <w:r>
-        <w:br/>
-      </w:r>
-      <w:r>
-        <w:rPr>
-          <w:rStyle w:val="NormalTok"/>
-        </w:rPr>
-        <w:t xml:space="preserve">ev_test</w:t>
-      </w:r>
-      <w:r>
-        <w:rPr>
-          <w:rStyle w:val="SpecialCharTok"/>
-        </w:rPr>
-        <w:t xml:space="preserve">$</w:t>
-      </w:r>
-      <w:r>
-        <w:rPr>
-          <w:rStyle w:val="NormalTok"/>
-        </w:rPr>
-        <w:t xml:space="preserve">metrics</w:t>
-      </w:r>
-    </w:p>
-    <w:p>
-      <w:pPr>
-        <w:pStyle w:val="SourceCode"/>
-      </w:pPr>
-      <w:r>
-        <w:rPr>
-          <w:rStyle w:val="VerbatimChar"/>
-        </w:rPr>
-        <w:t xml:space="preserve">##        mse      smape        R2</w:t>
-      </w:r>
-      <w:r>
-        <w:br/>
-      </w:r>
-      <w:r>
-        <w:rPr>
-          <w:rStyle w:val="VerbatimChar"/>
-        </w:rPr>
-        <w:t xml:space="preserve">## 1 4.312106 0.01930004 -1.041467</w:t>
-      </w:r>
-    </w:p>
-    <w:p>
-      <w:pPr>
-        <w:pStyle w:val="FirstParagraph"/>
-      </w:pPr>
-      <w:r>
-        <w:t xml:space="preserve">We can now compare the direct closing-price baseline against the multivariate</w:t>
-      </w:r>
-      <w:r>
-        <w:t xml:space="preserve"> </w:t>
-      </w:r>
-      <w:r>
-        <w:t xml:space="preserve">workflow on the same five-step horizon.</w:t>
-      </w:r>
-    </w:p>
-    <w:p>
-      <w:pPr>
-        <w:pStyle w:val="SourceCode"/>
-      </w:pPr>
-      <w:r>
-        <w:rPr>
-          <w:rStyle w:val="FunctionTok"/>
-        </w:rPr>
-        <w:t xml:space="preserve">rbind</w:t>
-      </w:r>
-      <w:r>
-        <w:rPr>
-          <w:rStyle w:val="NormalTok"/>
-        </w:rPr>
-        <w:t xml:space="preserve">(</w:t>
-      </w:r>
-      <w:r>
-        <w:br/>
-      </w:r>
-      <w:r>
-        <w:rPr>
-          <w:rStyle w:val="NormalTok"/>
-        </w:rPr>
-        <w:t xml:space="preserve">  </w:t>
-      </w:r>
-      <w:r>
-        <w:rPr>
-          <w:rStyle w:val="AttributeTok"/>
-        </w:rPr>
-        <w:t xml:space="preserve">ARIMA_close =</w:t>
-      </w:r>
-      <w:r>
-        <w:rPr>
-          <w:rStyle w:val="NormalTok"/>
-        </w:rPr>
-        <w:t xml:space="preserve"> ev_arima</w:t>
-      </w:r>
-      <w:r>
-        <w:rPr>
-          <w:rStyle w:val="SpecialCharTok"/>
-        </w:rPr>
-        <w:t xml:space="preserve">$</w:t>
-      </w:r>
-      <w:r>
-        <w:rPr>
-          <w:rStyle w:val="NormalTok"/>
-        </w:rPr>
-        <w:t xml:space="preserve">metrics,</w:t>
-      </w:r>
-      <w:r>
-        <w:br/>
-      </w:r>
-      <w:r>
-        <w:rPr>
-          <w:rStyle w:val="NormalTok"/>
-        </w:rPr>
-        <w:t xml:space="preserve">  </w:t>
-      </w:r>
-      <w:r>
-        <w:rPr>
-          <w:rStyle w:val="AttributeTok"/>
-        </w:rPr>
-        <w:t xml:space="preserve">MV_mixed =</w:t>
-      </w:r>
-      <w:r>
-        <w:rPr>
-          <w:rStyle w:val="NormalTok"/>
-        </w:rPr>
-        <w:t xml:space="preserve"> ev_test</w:t>
-      </w:r>
-      <w:r>
-        <w:rPr>
-          <w:rStyle w:val="SpecialCharTok"/>
-        </w:rPr>
-        <w:t xml:space="preserve">$</w:t>
-      </w:r>
-      <w:r>
-        <w:rPr>
-          <w:rStyle w:val="NormalTok"/>
-        </w:rPr>
-        <w:t xml:space="preserve">metrics</w:t>
-      </w:r>
-      <w:r>
-        <w:br/>
-      </w:r>
-      <w:r>
-        <w:rPr>
-          <w:rStyle w:val="NormalTok"/>
-        </w:rPr>
-        <w:t xml:space="preserve">)</w:t>
-      </w:r>
-    </w:p>
-    <w:p>
-      <w:pPr>
-        <w:pStyle w:val="SourceCode"/>
-      </w:pPr>
-      <w:r>
-        <w:rPr>
-          <w:rStyle w:val="VerbatimChar"/>
-        </w:rPr>
-        <w:t xml:space="preserve">##                  mse      smape        R2</w:t>
-      </w:r>
-      <w:r>
-        <w:br/>
-      </w:r>
-      <w:r>
-        <w:rPr>
-          <w:rStyle w:val="VerbatimChar"/>
-        </w:rPr>
-        <w:t xml:space="preserve">## ARIMA_close 6.769314 0.02329485 -2.204775</w:t>
-      </w:r>
-      <w:r>
-        <w:br/>
-      </w:r>
-      <w:r>
-        <w:rPr>
-          <w:rStyle w:val="VerbatimChar"/>
-        </w:rPr>
-        <w:t xml:space="preserve">## MV_mixed    4.312106 0.01930004 -1.041467</w:t>
-      </w:r>
-    </w:p>
-    <w:p>
-      <w:pPr>
-        <w:pStyle w:val="FirstParagraph"/>
-      </w:pPr>
-      <w:r>
-        <w:t xml:space="preserve">What this example shows</w:t>
-      </w:r>
-      <w:r>
-        <w:t xml:space="preserve"> </w:t>
-      </w:r>
-      <w:r>
-        <w:t xml:space="preserve">-</w:t>
-      </w:r>
-      <w:r>
-        <w:t xml:space="preserve"> </w:t>
-      </w:r>
-      <w:r>
-        <w:rPr>
-          <w:rStyle w:val="VerbatimChar"/>
-        </w:rPr>
-        <w:t xml:space="preserve">stocks</w:t>
-      </w:r>
-      <w:r>
-        <w:t xml:space="preserve"> </w:t>
-      </w:r>
-      <w:r>
-        <w:t xml:space="preserve">provides a natural target-centered multivariate scenario with non-deterministic auxiliary variables.</w:t>
-      </w:r>
-      <w:r>
-        <w:t xml:space="preserve"> </w:t>
-      </w:r>
-      <w:r>
-        <w:t xml:space="preserve">- A direct</w:t>
-      </w:r>
-      <w:r>
-        <w:t xml:space="preserve"> </w:t>
-      </w:r>
-      <w:r>
-        <w:rPr>
-          <w:rStyle w:val="VerbatimChar"/>
-        </w:rPr>
-        <w:t xml:space="preserve">ARIMA</w:t>
-      </w:r>
-      <w:r>
-        <w:t xml:space="preserve"> </w:t>
-      </w:r>
-      <w:r>
-        <w:t xml:space="preserve">on the closing price remains an important baseline and should be checked before moving to a richer multivariate design.</w:t>
-      </w:r>
-      <w:r>
-        <w:t xml:space="preserve"> </w:t>
-      </w:r>
-      <w:r>
-        <w:t xml:space="preserve">- Auxiliary variables do not need to share the same learner: some can use</w:t>
-      </w:r>
-      <w:r>
-        <w:t xml:space="preserve"> </w:t>
-      </w:r>
-      <w:r>
-        <w:rPr>
-          <w:rStyle w:val="VerbatimChar"/>
-        </w:rPr>
-        <w:t xml:space="preserve">ts_elm()</w:t>
-      </w:r>
-      <w:r>
-        <w:t xml:space="preserve">, others can use</w:t>
-      </w:r>
-      <w:r>
-        <w:t xml:space="preserve"> </w:t>
-      </w:r>
-      <w:r>
-        <w:rPr>
-          <w:rStyle w:val="VerbatimChar"/>
-        </w:rPr>
-        <w:t xml:space="preserve">ts_mlp()</w:t>
-      </w:r>
-      <w:r>
-        <w:t xml:space="preserve">,</w:t>
-      </w:r>
-      <w:r>
-        <w:t xml:space="preserve"> </w:t>
-      </w:r>
-      <w:r>
-        <w:rPr>
-          <w:rStyle w:val="VerbatimChar"/>
-        </w:rPr>
-        <w:t xml:space="preserve">ts_darima()</w:t>
-      </w:r>
-      <w:r>
-        <w:t xml:space="preserve">, or</w:t>
-      </w:r>
-      <w:r>
-        <w:t xml:space="preserve"> </w:t>
-      </w:r>
-      <w:r>
-        <w:rPr>
-          <w:rStyle w:val="VerbatimChar"/>
-        </w:rPr>
-        <w:t xml:space="preserve">ts_warma()</w:t>
-      </w:r>
-      <w:r>
-        <w:t xml:space="preserve">.</w:t>
-      </w:r>
-      <w:r>
-        <w:t xml:space="preserve"> </w:t>
-      </w:r>
-      <w:r>
-        <w:t xml:space="preserve">-</w:t>
-      </w:r>
-      <w:r>
-        <w:t xml:space="preserve"> </w:t>
-      </w:r>
-      <w:r>
-        <w:rPr>
-          <w:rStyle w:val="VerbatimChar"/>
-        </w:rPr>
-        <w:t xml:space="preserve">ts_darima()</w:t>
-      </w:r>
-      <w:r>
-        <w:t xml:space="preserve"> </w:t>
-      </w:r>
-      <w:r>
-        <w:t xml:space="preserve">and</w:t>
-      </w:r>
-      <w:r>
-        <w:t xml:space="preserve"> </w:t>
-      </w:r>
-      <w:r>
-        <w:rPr>
-          <w:rStyle w:val="VerbatimChar"/>
-        </w:rPr>
-        <w:t xml:space="preserve">ts_warma()</w:t>
-      </w:r>
-      <w:r>
-        <w:t xml:space="preserve"> </w:t>
-      </w:r>
-      <w:r>
-        <w:t xml:space="preserve">are useful support models for the target-centered multivariate workflow because they already live in the</w:t>
-      </w:r>
-      <w:r>
-        <w:t xml:space="preserve"> </w:t>
-      </w:r>
-      <w:r>
-        <w:rPr>
-          <w:rStyle w:val="VerbatimChar"/>
-        </w:rPr>
-        <w:t xml:space="preserve">ts_regsw</w:t>
-      </w:r>
-      <w:r>
-        <w:t xml:space="preserve"> </w:t>
-      </w:r>
-      <w:r>
-        <w:t xml:space="preserve">lineage.</w:t>
-      </w:r>
-      <w:r>
-        <w:t xml:space="preserve"> </w:t>
-      </w:r>
-      <w:r>
-        <w:t xml:space="preserve">- This is a different scenario from the previous deterministic-auxiliary example: here the auxiliary variables must themselves be forecast as evolving stochastic series.</w:t>
-      </w:r>
-    </w:p>
-    <w:bookmarkEnd w:id="18"/>
+    <w:bookmarkEnd w:id="12"/>
     <w:sectPr>
       <w:footnotePr>
         <w:numRestart w:val="eachSect"/>

--- a/examples/multivariate/doc/10-stock-close-regression.docx
+++ b/examples/multivariate/doc/10-stock-close-regression.docx
@@ -4208,7 +4208,7 @@
               <a:graphicData uri="http://schemas.openxmlformats.org/drawingml/2006/picture">
                 <pic:pic>
                   <pic:nvPicPr>
-                    <pic:cNvPr descr="C:\Git\cefet-rj-dal\tspredit\examples\multivariate\doc\10-stock-close-regression_files/656cda336f375b7f6df511542a618608a635ecf1.png" id="11" name="Picture"/>
+                    <pic:cNvPr descr="C:\Git\dal\tspredit\examples\multivariate\doc\10-stock-close-regression_files/656cda336f375b7f6df511542a618608a635ecf1.png" id="11" name="Picture"/>
                     <pic:cNvPicPr>
                       <a:picLocks noChangeArrowheads="1" noChangeAspect="1"/>
                     </pic:cNvPicPr>

--- a/examples/multivariate/doc/10-stock-close-regression.docx
+++ b/examples/multivariate/doc/10-stock-close-regression.docx
@@ -4021,13 +4021,157 @@
         <w:pStyle w:val="FirstParagraph"/>
       </w:pPr>
       <w:r>
-        <w:t xml:space="preserve">The synchronized multivariate forecast remains attached as an attribute of that</w:t>
-      </w:r>
-      <w:r>
-        <w:t xml:space="preserve"> </w:t>
-      </w:r>
-      <w:r>
-        <w:t xml:space="preserve">target path.</w:t>
+        <w:t xml:space="preserve">The recursive predictions for the endogenous auxiliary variables are also</w:t>
+      </w:r>
+      <w:r>
+        <w:t xml:space="preserve"> </w:t>
+      </w:r>
+      <w:r>
+        <w:t xml:space="preserve">attached to that target-centered return object.</w:t>
+      </w:r>
+    </w:p>
+    <w:p>
+      <w:pPr>
+        <w:pStyle w:val="SourceCode"/>
+      </w:pPr>
+      <w:r>
+        <w:rPr>
+          <w:rStyle w:val="FunctionTok"/>
+        </w:rPr>
+        <w:t xml:space="preserve">attr</w:t>
+      </w:r>
+      <w:r>
+        <w:rPr>
+          <w:rStyle w:val="NormalTok"/>
+        </w:rPr>
+        <w:t xml:space="preserve">(pred_5, </w:t>
+      </w:r>
+      <w:r>
+        <w:rPr>
+          <w:rStyle w:val="StringTok"/>
+        </w:rPr>
+        <w:t xml:space="preserve">"prediction_x"</w:t>
+      </w:r>
+      <w:r>
+        <w:rPr>
+          <w:rStyle w:val="NormalTok"/>
+        </w:rPr>
+        <w:t xml:space="preserve">)</w:t>
+      </w:r>
+    </w:p>
+    <w:p>
+      <w:pPr>
+        <w:pStyle w:val="SourceCode"/>
+      </w:pPr>
+      <w:r>
+        <w:rPr>
+          <w:rStyle w:val="VerbatimChar"/>
+        </w:rPr>
+        <w:t xml:space="preserve">## $open</w:t>
+      </w:r>
+      <w:r>
+        <w:br/>
+      </w:r>
+      <w:r>
+        <w:rPr>
+          <w:rStyle w:val="VerbatimChar"/>
+        </w:rPr>
+        <w:t xml:space="preserve">## [1] 85.78517 84.00956 85.78546 86.87644 85.34103</w:t>
+      </w:r>
+      <w:r>
+        <w:br/>
+      </w:r>
+      <w:r>
+        <w:rPr>
+          <w:rStyle w:val="VerbatimChar"/>
+        </w:rPr>
+        <w:t xml:space="preserve">## </w:t>
+      </w:r>
+      <w:r>
+        <w:br/>
+      </w:r>
+      <w:r>
+        <w:rPr>
+          <w:rStyle w:val="VerbatimChar"/>
+        </w:rPr>
+        <w:t xml:space="preserve">## $high</w:t>
+      </w:r>
+      <w:r>
+        <w:br/>
+      </w:r>
+      <w:r>
+        <w:rPr>
+          <w:rStyle w:val="VerbatimChar"/>
+        </w:rPr>
+        <w:t xml:space="preserve">## [1] 85.99456 87.11913 87.63444 86.98998 86.67025</w:t>
+      </w:r>
+      <w:r>
+        <w:br/>
+      </w:r>
+      <w:r>
+        <w:rPr>
+          <w:rStyle w:val="VerbatimChar"/>
+        </w:rPr>
+        <w:t xml:space="preserve">## </w:t>
+      </w:r>
+      <w:r>
+        <w:br/>
+      </w:r>
+      <w:r>
+        <w:rPr>
+          <w:rStyle w:val="VerbatimChar"/>
+        </w:rPr>
+        <w:t xml:space="preserve">## $low</w:t>
+      </w:r>
+      <w:r>
+        <w:br/>
+      </w:r>
+      <w:r>
+        <w:rPr>
+          <w:rStyle w:val="VerbatimChar"/>
+        </w:rPr>
+        <w:t xml:space="preserve">## [1] 82.20966 82.47191 82.21620 82.24374 82.37079</w:t>
+      </w:r>
+      <w:r>
+        <w:br/>
+      </w:r>
+      <w:r>
+        <w:rPr>
+          <w:rStyle w:val="VerbatimChar"/>
+        </w:rPr>
+        <w:t xml:space="preserve">## </w:t>
+      </w:r>
+      <w:r>
+        <w:br/>
+      </w:r>
+      <w:r>
+        <w:rPr>
+          <w:rStyle w:val="VerbatimChar"/>
+        </w:rPr>
+        <w:t xml:space="preserve">## $volume</w:t>
+      </w:r>
+      <w:r>
+        <w:br/>
+      </w:r>
+      <w:r>
+        <w:rPr>
+          <w:rStyle w:val="VerbatimChar"/>
+        </w:rPr>
+        <w:t xml:space="preserve">## [1] 33076060 33506772 34513366 33013400 31279800</w:t>
+      </w:r>
+    </w:p>
+    <w:p>
+      <w:pPr>
+        <w:pStyle w:val="FirstParagraph"/>
+      </w:pPr>
+      <w:r>
+        <w:t xml:space="preserve">The synchronized multivariate forecast remains attached as a tabular attribute</w:t>
+      </w:r>
+      <w:r>
+        <w:t xml:space="preserve"> </w:t>
+      </w:r>
+      <w:r>
+        <w:t xml:space="preserve">of the same target path.</w:t>
       </w:r>
     </w:p>
     <w:p>
@@ -4634,6 +4778,39 @@
           <w:rStyle w:val="VerbatimChar"/>
         </w:rPr>
         <w:t xml:space="preserve">ts_warma()</w:t>
+      </w:r>
+      <w:r>
+        <w:t xml:space="preserve">.</w:t>
+      </w:r>
+      <w:r>
+        <w:t xml:space="preserve"> </w:t>
+      </w:r>
+      <w:r>
+        <w:t xml:space="preserve">- The prediction object is still target-centered, but it preserves the endogenous auxiliary forecasts through</w:t>
+      </w:r>
+      <w:r>
+        <w:t xml:space="preserve"> </w:t>
+      </w:r>
+      <w:r>
+        <w:rPr>
+          <w:rStyle w:val="VerbatimChar"/>
+        </w:rPr>
+        <w:t xml:space="preserve">attr(pred, "prediction_x")</w:t>
+      </w:r>
+      <w:r>
+        <w:t xml:space="preserve"> </w:t>
+      </w:r>
+      <w:r>
+        <w:t xml:space="preserve">and the full synchronized forecast through</w:t>
+      </w:r>
+      <w:r>
+        <w:t xml:space="preserve"> </w:t>
+      </w:r>
+      <w:r>
+        <w:rPr>
+          <w:rStyle w:val="VerbatimChar"/>
+        </w:rPr>
+        <w:t xml:space="preserve">attr(pred, "system")</w:t>
       </w:r>
       <w:r>
         <w:t xml:space="preserve">.</w:t>

--- a/examples/multivariate/doc/10-stock-close-regression.docx
+++ b/examples/multivariate/doc/10-stock-close-regression.docx
@@ -1876,7 +1876,7 @@
         <w:rPr>
           <w:rStyle w:val="VerbatimChar"/>
         </w:rPr>
-        <w:t xml:space="preserve">## 1 6.769314 0.02329485 -2.204775</w:t>
+        <w:t xml:space="preserve">## 1 6.768766 0.02329364 -2.204515</w:t>
       </w:r>
     </w:p>
     <w:p>
@@ -4352,7 +4352,7 @@
               <a:graphicData uri="http://schemas.openxmlformats.org/drawingml/2006/picture">
                 <pic:pic>
                   <pic:nvPicPr>
-                    <pic:cNvPr descr="C:\Git\dal\tspredit\examples\multivariate\doc\10-stock-close-regression_files/656cda336f375b7f6df511542a618608a635ecf1.png" id="11" name="Picture"/>
+                    <pic:cNvPr descr="/home/gpca/tspredit/examples/multivariate/doc/10-stock-close-regression_files/d0f6c66a06a1df5adcbb60d2ea0f6dbfc0a27e33.png" id="11" name="Picture"/>
                     <pic:cNvPicPr>
                       <a:picLocks noChangeArrowheads="1" noChangeAspect="1"/>
                     </pic:cNvPicPr>
@@ -4667,7 +4667,7 @@
         <w:rPr>
           <w:rStyle w:val="VerbatimChar"/>
         </w:rPr>
-        <w:t xml:space="preserve">## ARIMA_close 6.769314 0.02329485 -2.204775</w:t>
+        <w:t xml:space="preserve">## ARIMA_close 6.768766 0.02329364 -2.204515</w:t>
       </w:r>
       <w:r>
         <w:br/>
